--- a/inst/resources/variables.docx
+++ b/inst/resources/variables.docx
@@ -24,39 +24,75 @@
             <w:tcBorders>
               <w:top w:val="nil"/>
               <w:left w:val="nil"/>
-              <w:bottom w:val="nil"/>
-              <w:right w:val="nil"/>
-            </w:tcBorders>
-            <w:noWrap/>
-            <w:vAlign w:val="bottom"/>
-            <w:hideMark/>
-          </w:tcPr>
-          <w:p>
-            <w:pPr>
-              <w:spacing w:after="0" w:line="240" w:lineRule="auto"/>
+              <w:bottom w:val="single" w:sz="4" w:space="0" w:color="auto"/>
+              <w:right w:val="nil"/>
+            </w:tcBorders>
+            <w:noWrap/>
+            <w:vAlign w:val="bottom"/>
+          </w:tcPr>
+          <w:p>
+            <w:pPr>
+              <w:spacing w:after="60" w:line="240" w:lineRule="auto"/>
               <w:rPr>
                 <w:rFonts w:ascii="Times New Roman" w:eastAsia="Times New Roman" w:hAnsi="Times New Roman" w:cs="Times New Roman"/>
                 <w:b/>
                 <w:bCs/>
                 <w:color w:val="000000"/>
                 <w:kern w:val="0"/>
-                <w:sz w:val="20"/>
-                <w:szCs w:val="20"/>
-                <w14:ligatures w14:val="none"/>
-              </w:rPr>
-            </w:pPr>
-            <w:r>
-              <w:rPr>
-                <w:rFonts w:ascii="Times New Roman" w:eastAsia="Times New Roman" w:hAnsi="Times New Roman" w:cs="Times New Roman"/>
+                <w:sz w:val="21"/>
+                <w:szCs w:val="21"/>
+                <w14:ligatures w14:val="none"/>
+              </w:rPr>
+            </w:pPr>
+            <w:r>
+              <w:rPr>
+                <w:rFonts w:ascii="Times New Roman" w:hAnsi="Times New Roman" w:cs="Times New Roman"/>
                 <w:b/>
                 <w:bCs/>
-                <w:color w:val="000000"/>
-                <w:kern w:val="0"/>
-                <w:sz w:val="20"/>
-                <w:szCs w:val="20"/>
-                <w14:ligatures w14:val="none"/>
-              </w:rPr>
-              <w:t>MERRA-2 (M2) Variables</w:t>
+                <w:sz w:val="21"/>
+                <w:szCs w:val="21"/>
+              </w:rPr>
+              <w:t>MERRA-2</w:t>
+            </w:r>
+            <w:r>
+              <w:rPr>
+                <w:rFonts w:ascii="Times New Roman" w:hAnsi="Times New Roman" w:cs="Times New Roman"/>
+                <w:b/>
+                <w:bCs/>
+                <w:sz w:val="21"/>
+                <w:szCs w:val="21"/>
+              </w:rPr>
+              <w:t xml:space="preserve"> </w:t>
+            </w:r>
+            <w:r>
+              <w:rPr>
+                <w:rFonts w:ascii="Times New Roman" w:hAnsi="Times New Roman" w:cs="Times New Roman"/>
+                <w:b/>
+                <w:bCs/>
+                <w:sz w:val="21"/>
+                <w:szCs w:val="21"/>
+              </w:rPr>
+              <w:t>and MERRAclim-2</w:t>
+            </w:r>
+            <w:r>
+              <w:rPr>
+                <w:rFonts w:ascii="Times New Roman" w:hAnsi="Times New Roman" w:cs="Times New Roman"/>
+                <w:b/>
+                <w:bCs/>
+                <w:sz w:val="21"/>
+                <w:szCs w:val="21"/>
+              </w:rPr>
+              <w:t xml:space="preserve"> </w:t>
+            </w:r>
+            <w:r>
+              <w:rPr>
+                <w:rFonts w:ascii="Times New Roman" w:hAnsi="Times New Roman" w:cs="Times New Roman"/>
+                <w:b/>
+                <w:bCs/>
+                <w:sz w:val="21"/>
+                <w:szCs w:val="21"/>
+              </w:rPr>
+              <w:t>variables available in the rENM Framework.</w:t>
             </w:r>
           </w:p>
         </w:tc>
@@ -68,77 +104,59 @@
         </w:trPr>
         <w:tc>
           <w:tcPr>
-            <w:tcW w:w="1611" w:type="dxa"/>
-            <w:tcBorders>
-              <w:top w:val="nil"/>
-              <w:left w:val="nil"/>
-              <w:bottom w:val="nil"/>
-              <w:right w:val="nil"/>
-            </w:tcBorders>
-            <w:noWrap/>
-            <w:vAlign w:val="bottom"/>
-            <w:hideMark/>
-          </w:tcPr>
-          <w:p>
-            <w:pPr>
-              <w:spacing w:after="0" w:line="240" w:lineRule="auto"/>
-              <w:rPr>
-                <w:rFonts w:ascii="Times New Roman" w:eastAsia="Times New Roman" w:hAnsi="Times New Roman" w:cs="Times New Roman"/>
-                <w:color w:val="000000"/>
-                <w:kern w:val="0"/>
-                <w:sz w:val="20"/>
-                <w:szCs w:val="20"/>
-                <w14:ligatures w14:val="none"/>
-              </w:rPr>
-            </w:pPr>
-            <w:r>
-              <w:rPr>
-                <w:rFonts w:ascii="Times New Roman" w:eastAsia="Times New Roman" w:hAnsi="Times New Roman" w:cs="Times New Roman"/>
-                <w:color w:val="000000"/>
-                <w:kern w:val="0"/>
-                <w:sz w:val="20"/>
-                <w:szCs w:val="20"/>
-                <w14:ligatures w14:val="none"/>
-              </w:rPr>
-              <w:t>albedo</w:t>
-            </w:r>
-          </w:p>
-        </w:tc>
-        <w:tc>
-          <w:tcPr>
-            <w:tcW w:w="5816" w:type="dxa"/>
-            <w:tcBorders>
-              <w:top w:val="nil"/>
-              <w:left w:val="nil"/>
-              <w:bottom w:val="nil"/>
-              <w:right w:val="nil"/>
-            </w:tcBorders>
-            <w:noWrap/>
-            <w:vAlign w:val="bottom"/>
-            <w:hideMark/>
-          </w:tcPr>
-          <w:p>
-            <w:pPr>
-              <w:spacing w:after="0" w:line="240" w:lineRule="auto"/>
-              <w:rPr>
-                <w:rFonts w:ascii="Times New Roman" w:eastAsia="Times New Roman" w:hAnsi="Times New Roman" w:cs="Times New Roman"/>
-                <w:color w:val="000000"/>
-                <w:kern w:val="0"/>
-                <w:sz w:val="20"/>
-                <w:szCs w:val="20"/>
-                <w14:ligatures w14:val="none"/>
-              </w:rPr>
-            </w:pPr>
-            <w:r>
-              <w:rPr>
-                <w:rFonts w:ascii="Times New Roman" w:eastAsia="Times New Roman" w:hAnsi="Times New Roman" w:cs="Times New Roman"/>
-                <w:color w:val="000000"/>
-                <w:kern w:val="0"/>
-                <w:sz w:val="20"/>
-                <w:szCs w:val="20"/>
-                <w14:ligatures w14:val="none"/>
-              </w:rPr>
-              <w:t xml:space="preserve">Surface albedo </w:t>
+            <w:tcW w:w="7427" w:type="dxa"/>
+            <w:gridSpan w:val="2"/>
+            <w:tcBorders>
+              <w:top w:val="single" w:sz="4" w:space="0" w:color="auto"/>
+              <w:left w:val="nil"/>
+              <w:bottom w:val="nil"/>
+              <w:right w:val="nil"/>
+            </w:tcBorders>
+            <w:noWrap/>
+            <w:vAlign w:val="bottom"/>
+            <w:hideMark/>
+          </w:tcPr>
+          <w:p>
+            <w:pPr>
+              <w:spacing w:after="0" w:line="240" w:lineRule="auto"/>
+              <w:rPr>
+                <w:rFonts w:ascii="Times New Roman" w:eastAsia="Times New Roman" w:hAnsi="Times New Roman" w:cs="Times New Roman"/>
+                <w:b/>
+                <w:bCs/>
+                <w:color w:val="000000"/>
+                <w:kern w:val="0"/>
+                <w:sz w:val="20"/>
+                <w:szCs w:val="20"/>
+                <w14:ligatures w14:val="none"/>
+              </w:rPr>
+            </w:pPr>
+          </w:p>
+          <w:p>
+            <w:pPr>
+              <w:spacing w:after="0" w:line="240" w:lineRule="auto"/>
+              <w:rPr>
+                <w:rFonts w:ascii="Times New Roman" w:eastAsia="Times New Roman" w:hAnsi="Times New Roman" w:cs="Times New Roman"/>
+                <w:b/>
+                <w:bCs/>
+                <w:color w:val="000000"/>
+                <w:kern w:val="0"/>
+                <w:sz w:val="20"/>
+                <w:szCs w:val="20"/>
+                <w14:ligatures w14:val="none"/>
+              </w:rPr>
+            </w:pPr>
+            <w:r>
+              <w:rPr>
+                <w:rFonts w:ascii="Times New Roman" w:eastAsia="Times New Roman" w:hAnsi="Times New Roman" w:cs="Times New Roman"/>
+                <w:b/>
+                <w:bCs/>
+                <w:color w:val="000000"/>
+                <w:kern w:val="0"/>
+                <w:sz w:val="20"/>
+                <w:szCs w:val="20"/>
+                <w14:ligatures w14:val="none"/>
+              </w:rPr>
+              <w:t>MERRA-2 (M2) Variables</w:t>
             </w:r>
           </w:p>
         </w:tc>
@@ -173,19 +191,17 @@
                 <w14:ligatures w14:val="none"/>
               </w:rPr>
             </w:pPr>
-            <w:proofErr w:type="spellStart"/>
-            <w:r>
-              <w:rPr>
-                <w:rFonts w:ascii="Times New Roman" w:eastAsia="Times New Roman" w:hAnsi="Times New Roman" w:cs="Times New Roman"/>
-                <w:color w:val="000000"/>
-                <w:kern w:val="0"/>
-                <w:sz w:val="20"/>
-                <w:szCs w:val="20"/>
-                <w14:ligatures w14:val="none"/>
-              </w:rPr>
-              <w:t>cldtot</w:t>
-            </w:r>
-            <w:proofErr w:type="spellEnd"/>
+            <w:r>
+              <w:rPr>
+                <w:rFonts w:ascii="Times New Roman" w:eastAsia="Times New Roman" w:hAnsi="Times New Roman" w:cs="Times New Roman"/>
+                <w:color w:val="000000"/>
+                <w:kern w:val="0"/>
+                <w:sz w:val="20"/>
+                <w:szCs w:val="20"/>
+                <w14:ligatures w14:val="none"/>
+              </w:rPr>
+              <w:t>albedo</w:t>
+            </w:r>
           </w:p>
         </w:tc>
         <w:tc>
@@ -222,7 +238,7 @@
                 <w:szCs w:val="20"/>
                 <w14:ligatures w14:val="none"/>
               </w:rPr>
-              <w:t>Total cloud area fraction</w:t>
+              <w:t xml:space="preserve">Surface albedo </w:t>
             </w:r>
           </w:p>
         </w:tc>
@@ -267,7 +283,7 @@
                 <w:szCs w:val="20"/>
                 <w14:ligatures w14:val="none"/>
               </w:rPr>
-              <w:t>echange</w:t>
+              <w:t>cldtot</w:t>
             </w:r>
             <w:proofErr w:type="spellEnd"/>
           </w:p>
@@ -306,7 +322,7 @@
                 <w:szCs w:val="20"/>
                 <w14:ligatures w14:val="none"/>
               </w:rPr>
-              <w:t>Total land energy change per unit time (W/m2)</w:t>
+              <w:t>Total cloud area fraction</w:t>
             </w:r>
           </w:p>
         </w:tc>
@@ -351,7 +367,7 @@
                 <w:szCs w:val="20"/>
                 <w14:ligatures w14:val="none"/>
               </w:rPr>
-              <w:t>eflux</w:t>
+              <w:t>echange</w:t>
             </w:r>
             <w:proofErr w:type="spellEnd"/>
           </w:p>
@@ -390,7 +406,7 @@
                 <w:szCs w:val="20"/>
                 <w14:ligatures w14:val="none"/>
               </w:rPr>
-              <w:t>Positive latent heat flux (W/m2)</w:t>
+              <w:t>Total land energy change per unit time (W/m2)</w:t>
             </w:r>
           </w:p>
         </w:tc>
@@ -435,7 +451,7 @@
                 <w:szCs w:val="20"/>
                 <w14:ligatures w14:val="none"/>
               </w:rPr>
-              <w:t>evland</w:t>
+              <w:t>eflux</w:t>
             </w:r>
             <w:proofErr w:type="spellEnd"/>
           </w:p>
@@ -474,7 +490,7 @@
                 <w:szCs w:val="20"/>
                 <w14:ligatures w14:val="none"/>
               </w:rPr>
-              <w:t>Evaporation from land ((kg/m2)/s)</w:t>
+              <w:t>Positive latent heat flux (W/m2)</w:t>
             </w:r>
           </w:p>
         </w:tc>
@@ -519,7 +535,7 @@
                 <w:szCs w:val="20"/>
                 <w14:ligatures w14:val="none"/>
               </w:rPr>
-              <w:t>evpintr</w:t>
+              <w:t>evland</w:t>
             </w:r>
             <w:proofErr w:type="spellEnd"/>
           </w:p>
@@ -558,7 +574,7 @@
                 <w:szCs w:val="20"/>
                 <w14:ligatures w14:val="none"/>
               </w:rPr>
-              <w:t>Interception loss energy flux (W/m2)</w:t>
+              <w:t>Evaporation from land ((kg/m2)/s)</w:t>
             </w:r>
           </w:p>
         </w:tc>
@@ -603,7 +619,7 @@
                 <w:szCs w:val="20"/>
                 <w14:ligatures w14:val="none"/>
               </w:rPr>
-              <w:t>evpsoil</w:t>
+              <w:t>evpintr</w:t>
             </w:r>
             <w:proofErr w:type="spellEnd"/>
           </w:p>
@@ -642,7 +658,7 @@
                 <w:szCs w:val="20"/>
                 <w14:ligatures w14:val="none"/>
               </w:rPr>
-              <w:t>Bare soil evaporation energy flux (W/m2)</w:t>
+              <w:t>Interception loss energy flux (W/m2)</w:t>
             </w:r>
           </w:p>
         </w:tc>
@@ -677,17 +693,19 @@
                 <w14:ligatures w14:val="none"/>
               </w:rPr>
             </w:pPr>
-            <w:r>
-              <w:rPr>
-                <w:rFonts w:ascii="Times New Roman" w:eastAsia="Times New Roman" w:hAnsi="Times New Roman" w:cs="Times New Roman"/>
-                <w:color w:val="000000"/>
-                <w:kern w:val="0"/>
-                <w:sz w:val="20"/>
-                <w:szCs w:val="20"/>
-                <w14:ligatures w14:val="none"/>
-              </w:rPr>
-              <w:t>evptrns</w:t>
-            </w:r>
+            <w:proofErr w:type="spellStart"/>
+            <w:r>
+              <w:rPr>
+                <w:rFonts w:ascii="Times New Roman" w:eastAsia="Times New Roman" w:hAnsi="Times New Roman" w:cs="Times New Roman"/>
+                <w:color w:val="000000"/>
+                <w:kern w:val="0"/>
+                <w:sz w:val="20"/>
+                <w:szCs w:val="20"/>
+                <w14:ligatures w14:val="none"/>
+              </w:rPr>
+              <w:t>evpsoil</w:t>
+            </w:r>
+            <w:proofErr w:type="spellEnd"/>
           </w:p>
         </w:tc>
         <w:tc>
@@ -724,7 +742,7 @@
                 <w:szCs w:val="20"/>
                 <w14:ligatures w14:val="none"/>
               </w:rPr>
-              <w:t>Transpiration energy flux (W/m2)</w:t>
+              <w:t>Bare soil evaporation energy flux (W/m2)</w:t>
             </w:r>
           </w:p>
         </w:tc>
@@ -759,19 +777,17 @@
                 <w14:ligatures w14:val="none"/>
               </w:rPr>
             </w:pPr>
-            <w:proofErr w:type="spellStart"/>
-            <w:r>
-              <w:rPr>
-                <w:rFonts w:ascii="Times New Roman" w:eastAsia="Times New Roman" w:hAnsi="Times New Roman" w:cs="Times New Roman"/>
-                <w:color w:val="000000"/>
-                <w:kern w:val="0"/>
-                <w:sz w:val="20"/>
-                <w:szCs w:val="20"/>
-                <w14:ligatures w14:val="none"/>
-              </w:rPr>
-              <w:t>frwlt</w:t>
-            </w:r>
-            <w:proofErr w:type="spellEnd"/>
+            <w:r>
+              <w:rPr>
+                <w:rFonts w:ascii="Times New Roman" w:eastAsia="Times New Roman" w:hAnsi="Times New Roman" w:cs="Times New Roman"/>
+                <w:color w:val="000000"/>
+                <w:kern w:val="0"/>
+                <w:sz w:val="20"/>
+                <w:szCs w:val="20"/>
+                <w14:ligatures w14:val="none"/>
+              </w:rPr>
+              <w:t>evptrns</w:t>
+            </w:r>
           </w:p>
         </w:tc>
         <w:tc>
@@ -808,7 +824,7 @@
                 <w:szCs w:val="20"/>
                 <w14:ligatures w14:val="none"/>
               </w:rPr>
-              <w:t>Fractional wilting area</w:t>
+              <w:t>Transpiration energy flux (W/m2)</w:t>
             </w:r>
           </w:p>
         </w:tc>
@@ -853,7 +869,7 @@
                 <w:szCs w:val="20"/>
                 <w14:ligatures w14:val="none"/>
               </w:rPr>
-              <w:t>ghland</w:t>
+              <w:t>frwlt</w:t>
             </w:r>
             <w:proofErr w:type="spellEnd"/>
           </w:p>
@@ -892,7 +908,7 @@
                 <w:szCs w:val="20"/>
                 <w14:ligatures w14:val="none"/>
               </w:rPr>
-              <w:t>Downward heat flux into topsoil layer (W/m2)</w:t>
+              <w:t>Fractional wilting area</w:t>
             </w:r>
           </w:p>
         </w:tc>
@@ -937,7 +953,7 @@
                 <w:szCs w:val="20"/>
                 <w14:ligatures w14:val="none"/>
               </w:rPr>
-              <w:t>grn</w:t>
+              <w:t>ghland</w:t>
             </w:r>
             <w:proofErr w:type="spellEnd"/>
           </w:p>
@@ -976,7 +992,7 @@
                 <w:szCs w:val="20"/>
                 <w14:ligatures w14:val="none"/>
               </w:rPr>
-              <w:t>Vegetation greenness fraction (LAI-weighted)</w:t>
+              <w:t>Downward heat flux into topsoil layer (W/m2)</w:t>
             </w:r>
           </w:p>
         </w:tc>
@@ -1021,7 +1037,7 @@
                 <w:szCs w:val="20"/>
                 <w14:ligatures w14:val="none"/>
               </w:rPr>
-              <w:t>gwetprof</w:t>
+              <w:t>grn</w:t>
             </w:r>
             <w:proofErr w:type="spellEnd"/>
           </w:p>
@@ -1060,7 +1076,7 @@
                 <w:szCs w:val="20"/>
                 <w14:ligatures w14:val="none"/>
               </w:rPr>
-              <w:t>Average profile soil wetness</w:t>
+              <w:t>Vegetation greenness fraction (LAI-weighted)</w:t>
             </w:r>
           </w:p>
         </w:tc>
@@ -1105,7 +1121,7 @@
                 <w:szCs w:val="20"/>
                 <w14:ligatures w14:val="none"/>
               </w:rPr>
-              <w:t>gwetroot</w:t>
+              <w:t>gwetprof</w:t>
             </w:r>
             <w:proofErr w:type="spellEnd"/>
           </w:p>
@@ -1144,7 +1160,7 @@
                 <w:szCs w:val="20"/>
                 <w14:ligatures w14:val="none"/>
               </w:rPr>
-              <w:t>Root zone soil wetness</w:t>
+              <w:t>Average profile soil wetness</w:t>
             </w:r>
           </w:p>
         </w:tc>
@@ -1189,7 +1205,7 @@
                 <w:szCs w:val="20"/>
                 <w14:ligatures w14:val="none"/>
               </w:rPr>
-              <w:t>hflux</w:t>
+              <w:t>gwetroot</w:t>
             </w:r>
             <w:proofErr w:type="spellEnd"/>
           </w:p>
@@ -1228,7 +1244,7 @@
                 <w:szCs w:val="20"/>
                 <w14:ligatures w14:val="none"/>
               </w:rPr>
-              <w:t>Positive sensible heat flux (W/m2)</w:t>
+              <w:t>Root zone soil wetness</w:t>
             </w:r>
           </w:p>
         </w:tc>
@@ -1263,17 +1279,19 @@
                 <w14:ligatures w14:val="none"/>
               </w:rPr>
             </w:pPr>
-            <w:r>
-              <w:rPr>
-                <w:rFonts w:ascii="Times New Roman" w:eastAsia="Times New Roman" w:hAnsi="Times New Roman" w:cs="Times New Roman"/>
-                <w:color w:val="000000"/>
-                <w:kern w:val="0"/>
-                <w:sz w:val="20"/>
-                <w:szCs w:val="20"/>
-                <w14:ligatures w14:val="none"/>
-              </w:rPr>
-              <w:t>lai</w:t>
-            </w:r>
+            <w:proofErr w:type="spellStart"/>
+            <w:r>
+              <w:rPr>
+                <w:rFonts w:ascii="Times New Roman" w:eastAsia="Times New Roman" w:hAnsi="Times New Roman" w:cs="Times New Roman"/>
+                <w:color w:val="000000"/>
+                <w:kern w:val="0"/>
+                <w:sz w:val="20"/>
+                <w:szCs w:val="20"/>
+                <w14:ligatures w14:val="none"/>
+              </w:rPr>
+              <w:t>hflux</w:t>
+            </w:r>
+            <w:proofErr w:type="spellEnd"/>
           </w:p>
         </w:tc>
         <w:tc>
@@ -1310,7 +1328,7 @@
                 <w:szCs w:val="20"/>
                 <w14:ligatures w14:val="none"/>
               </w:rPr>
-              <w:t>Leaf area index</w:t>
+              <w:t>Positive sensible heat flux (W/m2)</w:t>
             </w:r>
           </w:p>
         </w:tc>
@@ -1345,19 +1363,17 @@
                 <w14:ligatures w14:val="none"/>
               </w:rPr>
             </w:pPr>
-            <w:proofErr w:type="spellStart"/>
-            <w:r>
-              <w:rPr>
-                <w:rFonts w:ascii="Times New Roman" w:eastAsia="Times New Roman" w:hAnsi="Times New Roman" w:cs="Times New Roman"/>
-                <w:color w:val="000000"/>
-                <w:kern w:val="0"/>
-                <w:sz w:val="20"/>
-                <w:szCs w:val="20"/>
-                <w14:ligatures w14:val="none"/>
-              </w:rPr>
-              <w:t>lwgnt</w:t>
-            </w:r>
-            <w:proofErr w:type="spellEnd"/>
+            <w:r>
+              <w:rPr>
+                <w:rFonts w:ascii="Times New Roman" w:eastAsia="Times New Roman" w:hAnsi="Times New Roman" w:cs="Times New Roman"/>
+                <w:color w:val="000000"/>
+                <w:kern w:val="0"/>
+                <w:sz w:val="20"/>
+                <w:szCs w:val="20"/>
+                <w14:ligatures w14:val="none"/>
+              </w:rPr>
+              <w:t>lai</w:t>
+            </w:r>
           </w:p>
         </w:tc>
         <w:tc>
@@ -1394,7 +1410,7 @@
                 <w:szCs w:val="20"/>
                 <w14:ligatures w14:val="none"/>
               </w:rPr>
-              <w:t>Surface net downward longwave flux (W/m2)</w:t>
+              <w:t>Leaf area index</w:t>
             </w:r>
           </w:p>
         </w:tc>
@@ -1439,7 +1455,7 @@
                 <w:szCs w:val="20"/>
                 <w14:ligatures w14:val="none"/>
               </w:rPr>
-              <w:t>prectotcorr</w:t>
+              <w:t>lwgnt</w:t>
             </w:r>
             <w:proofErr w:type="spellEnd"/>
           </w:p>
@@ -1478,7 +1494,7 @@
                 <w:szCs w:val="20"/>
                 <w14:ligatures w14:val="none"/>
               </w:rPr>
-              <w:t xml:space="preserve">Total observation-corrected surface precipitation ((kg/m2)/s) </w:t>
+              <w:t>Surface net downward longwave flux (W/m2)</w:t>
             </w:r>
           </w:p>
         </w:tc>
@@ -1523,7 +1539,7 @@
                 <w:szCs w:val="20"/>
                 <w14:ligatures w14:val="none"/>
               </w:rPr>
-              <w:t>prevtot</w:t>
+              <w:t>prectotcorr</w:t>
             </w:r>
             <w:proofErr w:type="spellEnd"/>
           </w:p>
@@ -1562,7 +1578,7 @@
                 <w:szCs w:val="20"/>
                 <w14:ligatures w14:val="none"/>
               </w:rPr>
-              <w:t>Total re-evaporation/sublimation of precipitation ((kg/m2)/s)</w:t>
+              <w:t xml:space="preserve">Total observation-corrected surface precipitation ((kg/m2)/s) </w:t>
             </w:r>
           </w:p>
         </w:tc>
@@ -1607,7 +1623,7 @@
                 <w:szCs w:val="20"/>
                 <w14:ligatures w14:val="none"/>
               </w:rPr>
-              <w:t>prmc</w:t>
+              <w:t>prevtot</w:t>
             </w:r>
             <w:proofErr w:type="spellEnd"/>
           </w:p>
@@ -1646,7 +1662,7 @@
                 <w:szCs w:val="20"/>
                 <w14:ligatures w14:val="none"/>
               </w:rPr>
-              <w:t>Total profile soil moisture content (m3/m3)</w:t>
+              <w:t>Total re-evaporation/sublimation of precipitation ((kg/m2)/s)</w:t>
             </w:r>
           </w:p>
         </w:tc>
@@ -1691,7 +1707,7 @@
                 <w:szCs w:val="20"/>
                 <w14:ligatures w14:val="none"/>
               </w:rPr>
-              <w:t>qinfil</w:t>
+              <w:t>prmc</w:t>
             </w:r>
             <w:proofErr w:type="spellEnd"/>
           </w:p>
@@ -1730,7 +1746,7 @@
                 <w:szCs w:val="20"/>
                 <w14:ligatures w14:val="none"/>
               </w:rPr>
-              <w:t>Soil water infiltration rate ((km/m2)/s))</w:t>
+              <w:t>Total profile soil moisture content (m3/m3)</w:t>
             </w:r>
           </w:p>
         </w:tc>
@@ -1765,17 +1781,19 @@
                 <w14:ligatures w14:val="none"/>
               </w:rPr>
             </w:pPr>
-            <w:r>
-              <w:rPr>
-                <w:rFonts w:ascii="Times New Roman" w:eastAsia="Times New Roman" w:hAnsi="Times New Roman" w:cs="Times New Roman"/>
-                <w:color w:val="000000"/>
-                <w:kern w:val="0"/>
-                <w:sz w:val="20"/>
-                <w:szCs w:val="20"/>
-                <w14:ligatures w14:val="none"/>
-              </w:rPr>
-              <w:t>qv2m</w:t>
-            </w:r>
+            <w:proofErr w:type="spellStart"/>
+            <w:r>
+              <w:rPr>
+                <w:rFonts w:ascii="Times New Roman" w:eastAsia="Times New Roman" w:hAnsi="Times New Roman" w:cs="Times New Roman"/>
+                <w:color w:val="000000"/>
+                <w:kern w:val="0"/>
+                <w:sz w:val="20"/>
+                <w:szCs w:val="20"/>
+                <w14:ligatures w14:val="none"/>
+              </w:rPr>
+              <w:t>qinfil</w:t>
+            </w:r>
+            <w:proofErr w:type="spellEnd"/>
           </w:p>
         </w:tc>
         <w:tc>
@@ -1812,7 +1830,7 @@
                 <w:szCs w:val="20"/>
                 <w14:ligatures w14:val="none"/>
               </w:rPr>
-              <w:t>2-meter specific humidity (kg/kg)</w:t>
+              <w:t>Soil water infiltration rate ((km/m2)/s))</w:t>
             </w:r>
           </w:p>
         </w:tc>
@@ -1847,19 +1865,17 @@
                 <w14:ligatures w14:val="none"/>
               </w:rPr>
             </w:pPr>
-            <w:proofErr w:type="spellStart"/>
-            <w:r>
-              <w:rPr>
-                <w:rFonts w:ascii="Times New Roman" w:eastAsia="Times New Roman" w:hAnsi="Times New Roman" w:cs="Times New Roman"/>
-                <w:color w:val="000000"/>
-                <w:kern w:val="0"/>
-                <w:sz w:val="20"/>
-                <w:szCs w:val="20"/>
-                <w14:ligatures w14:val="none"/>
-              </w:rPr>
-              <w:t>rzmc</w:t>
-            </w:r>
-            <w:proofErr w:type="spellEnd"/>
+            <w:r>
+              <w:rPr>
+                <w:rFonts w:ascii="Times New Roman" w:eastAsia="Times New Roman" w:hAnsi="Times New Roman" w:cs="Times New Roman"/>
+                <w:color w:val="000000"/>
+                <w:kern w:val="0"/>
+                <w:sz w:val="20"/>
+                <w:szCs w:val="20"/>
+                <w14:ligatures w14:val="none"/>
+              </w:rPr>
+              <w:t>qv2m</w:t>
+            </w:r>
           </w:p>
         </w:tc>
         <w:tc>
@@ -1896,7 +1912,7 @@
                 <w:szCs w:val="20"/>
                 <w14:ligatures w14:val="none"/>
               </w:rPr>
-              <w:t>Root zone soil moisture content (m3/m3)</w:t>
+              <w:t>2-meter specific humidity (kg/kg)</w:t>
             </w:r>
           </w:p>
         </w:tc>
@@ -1931,17 +1947,19 @@
                 <w14:ligatures w14:val="none"/>
               </w:rPr>
             </w:pPr>
-            <w:r>
-              <w:rPr>
-                <w:rFonts w:ascii="Times New Roman" w:eastAsia="Times New Roman" w:hAnsi="Times New Roman" w:cs="Times New Roman"/>
-                <w:color w:val="000000"/>
-                <w:kern w:val="0"/>
-                <w:sz w:val="20"/>
-                <w:szCs w:val="20"/>
-                <w14:ligatures w14:val="none"/>
-              </w:rPr>
-              <w:t>speed</w:t>
-            </w:r>
+            <w:proofErr w:type="spellStart"/>
+            <w:r>
+              <w:rPr>
+                <w:rFonts w:ascii="Times New Roman" w:eastAsia="Times New Roman" w:hAnsi="Times New Roman" w:cs="Times New Roman"/>
+                <w:color w:val="000000"/>
+                <w:kern w:val="0"/>
+                <w:sz w:val="20"/>
+                <w:szCs w:val="20"/>
+                <w14:ligatures w14:val="none"/>
+              </w:rPr>
+              <w:t>rzmc</w:t>
+            </w:r>
+            <w:proofErr w:type="spellEnd"/>
           </w:p>
         </w:tc>
         <w:tc>
@@ -1978,7 +1996,7 @@
                 <w:szCs w:val="20"/>
                 <w14:ligatures w14:val="none"/>
               </w:rPr>
-              <w:t xml:space="preserve">Surface wind speed (m/s) </w:t>
+              <w:t>Root zone soil moisture content (m3/m3)</w:t>
             </w:r>
           </w:p>
         </w:tc>
@@ -2013,19 +2031,17 @@
                 <w14:ligatures w14:val="none"/>
               </w:rPr>
             </w:pPr>
-            <w:proofErr w:type="spellStart"/>
-            <w:r>
-              <w:rPr>
-                <w:rFonts w:ascii="Times New Roman" w:eastAsia="Times New Roman" w:hAnsi="Times New Roman" w:cs="Times New Roman"/>
-                <w:color w:val="000000"/>
-                <w:kern w:val="0"/>
-                <w:sz w:val="20"/>
-                <w:szCs w:val="20"/>
-                <w14:ligatures w14:val="none"/>
-              </w:rPr>
-              <w:t>swgnt</w:t>
-            </w:r>
-            <w:proofErr w:type="spellEnd"/>
+            <w:r>
+              <w:rPr>
+                <w:rFonts w:ascii="Times New Roman" w:eastAsia="Times New Roman" w:hAnsi="Times New Roman" w:cs="Times New Roman"/>
+                <w:color w:val="000000"/>
+                <w:kern w:val="0"/>
+                <w:sz w:val="20"/>
+                <w:szCs w:val="20"/>
+                <w14:ligatures w14:val="none"/>
+              </w:rPr>
+              <w:t>speed</w:t>
+            </w:r>
           </w:p>
         </w:tc>
         <w:tc>
@@ -2062,7 +2078,7 @@
                 <w:szCs w:val="20"/>
                 <w14:ligatures w14:val="none"/>
               </w:rPr>
-              <w:t>Surface net downward shortwave flux (W/m2)</w:t>
+              <w:t xml:space="preserve">Surface wind speed (m/s) </w:t>
             </w:r>
           </w:p>
         </w:tc>
@@ -2097,17 +2113,19 @@
                 <w14:ligatures w14:val="none"/>
               </w:rPr>
             </w:pPr>
-            <w:r>
-              <w:rPr>
-                <w:rFonts w:ascii="Times New Roman" w:eastAsia="Times New Roman" w:hAnsi="Times New Roman" w:cs="Times New Roman"/>
-                <w:color w:val="000000"/>
-                <w:kern w:val="0"/>
-                <w:sz w:val="20"/>
-                <w:szCs w:val="20"/>
-                <w14:ligatures w14:val="none"/>
-              </w:rPr>
-              <w:t>t2m</w:t>
-            </w:r>
+            <w:proofErr w:type="spellStart"/>
+            <w:r>
+              <w:rPr>
+                <w:rFonts w:ascii="Times New Roman" w:eastAsia="Times New Roman" w:hAnsi="Times New Roman" w:cs="Times New Roman"/>
+                <w:color w:val="000000"/>
+                <w:kern w:val="0"/>
+                <w:sz w:val="20"/>
+                <w:szCs w:val="20"/>
+                <w14:ligatures w14:val="none"/>
+              </w:rPr>
+              <w:t>swgnt</w:t>
+            </w:r>
+            <w:proofErr w:type="spellEnd"/>
           </w:p>
         </w:tc>
         <w:tc>
@@ -2144,7 +2162,7 @@
                 <w:szCs w:val="20"/>
                 <w14:ligatures w14:val="none"/>
               </w:rPr>
-              <w:t>2-meter air temperature (K)</w:t>
+              <w:t>Surface net downward shortwave flux (W/m2)</w:t>
             </w:r>
           </w:p>
         </w:tc>
@@ -2179,19 +2197,17 @@
                 <w14:ligatures w14:val="none"/>
               </w:rPr>
             </w:pPr>
-            <w:proofErr w:type="spellStart"/>
-            <w:r>
-              <w:rPr>
-                <w:rFonts w:ascii="Times New Roman" w:eastAsia="Times New Roman" w:hAnsi="Times New Roman" w:cs="Times New Roman"/>
-                <w:color w:val="000000"/>
-                <w:kern w:val="0"/>
-                <w:sz w:val="20"/>
-                <w:szCs w:val="20"/>
-                <w14:ligatures w14:val="none"/>
-              </w:rPr>
-              <w:t>tautot</w:t>
-            </w:r>
-            <w:proofErr w:type="spellEnd"/>
+            <w:r>
+              <w:rPr>
+                <w:rFonts w:ascii="Times New Roman" w:eastAsia="Times New Roman" w:hAnsi="Times New Roman" w:cs="Times New Roman"/>
+                <w:color w:val="000000"/>
+                <w:kern w:val="0"/>
+                <w:sz w:val="20"/>
+                <w:szCs w:val="20"/>
+                <w14:ligatures w14:val="none"/>
+              </w:rPr>
+              <w:t>t2m</w:t>
+            </w:r>
           </w:p>
         </w:tc>
         <w:tc>
@@ -2228,7 +2244,7 @@
                 <w:szCs w:val="20"/>
                 <w14:ligatures w14:val="none"/>
               </w:rPr>
-              <w:t>Optical thickness of all clouds</w:t>
+              <w:t>2-meter air temperature (K)</w:t>
             </w:r>
           </w:p>
         </w:tc>
@@ -2273,7 +2289,7 @@
                 <w:szCs w:val="20"/>
                 <w14:ligatures w14:val="none"/>
               </w:rPr>
-              <w:t>ts</w:t>
+              <w:t>tautot</w:t>
             </w:r>
             <w:proofErr w:type="spellEnd"/>
           </w:p>
@@ -2312,7 +2328,7 @@
                 <w:szCs w:val="20"/>
                 <w14:ligatures w14:val="none"/>
               </w:rPr>
-              <w:t>Surface skin temperature (K)</w:t>
+              <w:t>Optical thickness of all clouds</w:t>
             </w:r>
           </w:p>
         </w:tc>
@@ -2357,7 +2373,7 @@
                 <w:szCs w:val="20"/>
                 <w14:ligatures w14:val="none"/>
               </w:rPr>
-              <w:t>tsat</w:t>
+              <w:t>ts</w:t>
             </w:r>
             <w:proofErr w:type="spellEnd"/>
           </w:p>
@@ -2396,7 +2412,7 @@
                 <w:szCs w:val="20"/>
                 <w14:ligatures w14:val="none"/>
               </w:rPr>
-              <w:t>Surface temperature of saturated zone (K)</w:t>
+              <w:t>Surface skin temperature (K)</w:t>
             </w:r>
           </w:p>
         </w:tc>
@@ -2441,7 +2457,7 @@
                 <w:szCs w:val="20"/>
                 <w14:ligatures w14:val="none"/>
               </w:rPr>
-              <w:t>tsurf</w:t>
+              <w:t>tsat</w:t>
             </w:r>
             <w:proofErr w:type="spellEnd"/>
           </w:p>
@@ -2480,7 +2496,7 @@
                 <w:szCs w:val="20"/>
                 <w14:ligatures w14:val="none"/>
               </w:rPr>
-              <w:t>Mean land surface temperature (K)</w:t>
+              <w:t>Surface temperature of saturated zone (K)</w:t>
             </w:r>
           </w:p>
         </w:tc>
@@ -2525,7 +2541,7 @@
                 <w:szCs w:val="20"/>
                 <w14:ligatures w14:val="none"/>
               </w:rPr>
-              <w:t>wchange</w:t>
+              <w:t>tsurf</w:t>
             </w:r>
             <w:proofErr w:type="spellEnd"/>
           </w:p>
@@ -2564,31 +2580,7 @@
                 <w:szCs w:val="20"/>
                 <w14:ligatures w14:val="none"/>
               </w:rPr>
-              <w:t xml:space="preserve">Total land water </w:t>
-            </w:r>
-            <w:proofErr w:type="gramStart"/>
-            <w:r>
-              <w:rPr>
-                <w:rFonts w:ascii="Times New Roman" w:eastAsia="Times New Roman" w:hAnsi="Times New Roman" w:cs="Times New Roman"/>
-                <w:color w:val="000000"/>
-                <w:kern w:val="0"/>
-                <w:sz w:val="20"/>
-                <w:szCs w:val="20"/>
-                <w14:ligatures w14:val="none"/>
-              </w:rPr>
-              <w:t>change</w:t>
-            </w:r>
-            <w:proofErr w:type="gramEnd"/>
-            <w:r>
-              <w:rPr>
-                <w:rFonts w:ascii="Times New Roman" w:eastAsia="Times New Roman" w:hAnsi="Times New Roman" w:cs="Times New Roman"/>
-                <w:color w:val="000000"/>
-                <w:kern w:val="0"/>
-                <w:sz w:val="20"/>
-                <w:szCs w:val="20"/>
-                <w14:ligatures w14:val="none"/>
-              </w:rPr>
-              <w:t xml:space="preserve"> per unit time ((kg/m2)/s)</w:t>
+              <w:t>Mean land surface temperature (K)</w:t>
             </w:r>
           </w:p>
         </w:tc>
@@ -2600,108 +2592,103 @@
         </w:trPr>
         <w:tc>
           <w:tcPr>
-            <w:tcW w:w="7427" w:type="dxa"/>
-            <w:gridSpan w:val="2"/>
-            <w:tcBorders>
-              <w:top w:val="nil"/>
-              <w:left w:val="nil"/>
-              <w:bottom w:val="nil"/>
-              <w:right w:val="nil"/>
-            </w:tcBorders>
-            <w:noWrap/>
-            <w:vAlign w:val="bottom"/>
-          </w:tcPr>
-          <w:p>
-            <w:pPr>
-              <w:spacing w:after="0" w:line="240" w:lineRule="auto"/>
-              <w:rPr>
-                <w:rFonts w:ascii="Times New Roman" w:eastAsia="Times New Roman" w:hAnsi="Times New Roman" w:cs="Times New Roman"/>
-                <w:b/>
-                <w:bCs/>
-                <w:color w:val="000000"/>
-                <w:kern w:val="0"/>
-                <w:sz w:val="20"/>
-                <w:szCs w:val="20"/>
-                <w14:ligatures w14:val="none"/>
-              </w:rPr>
-            </w:pPr>
-          </w:p>
-          <w:p>
-            <w:pPr>
-              <w:spacing w:after="0" w:line="240" w:lineRule="auto"/>
-              <w:rPr>
-                <w:rFonts w:ascii="Times New Roman" w:eastAsia="Times New Roman" w:hAnsi="Times New Roman" w:cs="Times New Roman"/>
-                <w:color w:val="000000"/>
-                <w:kern w:val="0"/>
-                <w:sz w:val="20"/>
-                <w:szCs w:val="20"/>
-                <w14:ligatures w14:val="none"/>
-              </w:rPr>
-            </w:pPr>
-            <w:r>
-              <w:rPr>
-                <w:rFonts w:ascii="Times New Roman" w:eastAsia="Times New Roman" w:hAnsi="Times New Roman" w:cs="Times New Roman"/>
-                <w:b/>
-                <w:bCs/>
-                <w:color w:val="000000"/>
-                <w:kern w:val="0"/>
-                <w:sz w:val="20"/>
-                <w:szCs w:val="20"/>
-                <w14:ligatures w14:val="none"/>
-              </w:rPr>
-              <w:t>MERRA</w:t>
-            </w:r>
-            <w:r>
-              <w:rPr>
-                <w:rFonts w:ascii="Times New Roman" w:eastAsia="Times New Roman" w:hAnsi="Times New Roman" w:cs="Times New Roman"/>
-                <w:b/>
-                <w:bCs/>
-                <w:color w:val="000000"/>
-                <w:kern w:val="0"/>
-                <w:sz w:val="20"/>
-                <w:szCs w:val="20"/>
-                <w14:ligatures w14:val="none"/>
-              </w:rPr>
-              <w:t>clim</w:t>
-            </w:r>
-            <w:r>
-              <w:rPr>
-                <w:rFonts w:ascii="Times New Roman" w:eastAsia="Times New Roman" w:hAnsi="Times New Roman" w:cs="Times New Roman"/>
-                <w:b/>
-                <w:bCs/>
-                <w:color w:val="000000"/>
-                <w:kern w:val="0"/>
-                <w:sz w:val="20"/>
-                <w:szCs w:val="20"/>
-                <w14:ligatures w14:val="none"/>
-              </w:rPr>
-              <w:t>-2 (M</w:t>
-            </w:r>
-            <w:r>
-              <w:rPr>
-                <w:rFonts w:ascii="Times New Roman" w:eastAsia="Times New Roman" w:hAnsi="Times New Roman" w:cs="Times New Roman"/>
-                <w:b/>
-                <w:bCs/>
-                <w:color w:val="000000"/>
-                <w:kern w:val="0"/>
-                <w:sz w:val="20"/>
-                <w:szCs w:val="20"/>
-                <w14:ligatures w14:val="none"/>
-              </w:rPr>
-              <w:t>C</w:t>
-            </w:r>
-            <w:r>
-              <w:rPr>
-                <w:rFonts w:ascii="Times New Roman" w:eastAsia="Times New Roman" w:hAnsi="Times New Roman" w:cs="Times New Roman"/>
-                <w:b/>
-                <w:bCs/>
-                <w:color w:val="000000"/>
-                <w:kern w:val="0"/>
-                <w:sz w:val="20"/>
-                <w:szCs w:val="20"/>
-                <w14:ligatures w14:val="none"/>
-              </w:rPr>
-              <w:t>) Variables</w:t>
+            <w:tcW w:w="1611" w:type="dxa"/>
+            <w:tcBorders>
+              <w:top w:val="nil"/>
+              <w:left w:val="nil"/>
+              <w:bottom w:val="nil"/>
+              <w:right w:val="nil"/>
+            </w:tcBorders>
+            <w:noWrap/>
+            <w:vAlign w:val="bottom"/>
+            <w:hideMark/>
+          </w:tcPr>
+          <w:p>
+            <w:pPr>
+              <w:spacing w:after="0" w:line="240" w:lineRule="auto"/>
+              <w:rPr>
+                <w:rFonts w:ascii="Times New Roman" w:eastAsia="Times New Roman" w:hAnsi="Times New Roman" w:cs="Times New Roman"/>
+                <w:color w:val="000000"/>
+                <w:kern w:val="0"/>
+                <w:sz w:val="20"/>
+                <w:szCs w:val="20"/>
+                <w14:ligatures w14:val="none"/>
+              </w:rPr>
+            </w:pPr>
+            <w:proofErr w:type="spellStart"/>
+            <w:r>
+              <w:rPr>
+                <w:rFonts w:ascii="Times New Roman" w:eastAsia="Times New Roman" w:hAnsi="Times New Roman" w:cs="Times New Roman"/>
+                <w:color w:val="000000"/>
+                <w:kern w:val="0"/>
+                <w:sz w:val="20"/>
+                <w:szCs w:val="20"/>
+                <w14:ligatures w14:val="none"/>
+              </w:rPr>
+              <w:t>wchange</w:t>
+            </w:r>
+            <w:proofErr w:type="spellEnd"/>
+          </w:p>
+        </w:tc>
+        <w:tc>
+          <w:tcPr>
+            <w:tcW w:w="5816" w:type="dxa"/>
+            <w:tcBorders>
+              <w:top w:val="nil"/>
+              <w:left w:val="nil"/>
+              <w:bottom w:val="nil"/>
+              <w:right w:val="nil"/>
+            </w:tcBorders>
+            <w:noWrap/>
+            <w:vAlign w:val="bottom"/>
+            <w:hideMark/>
+          </w:tcPr>
+          <w:p>
+            <w:pPr>
+              <w:spacing w:after="0" w:line="240" w:lineRule="auto"/>
+              <w:rPr>
+                <w:rFonts w:ascii="Times New Roman" w:eastAsia="Times New Roman" w:hAnsi="Times New Roman" w:cs="Times New Roman"/>
+                <w:color w:val="000000"/>
+                <w:kern w:val="0"/>
+                <w:sz w:val="20"/>
+                <w:szCs w:val="20"/>
+                <w14:ligatures w14:val="none"/>
+              </w:rPr>
+            </w:pPr>
+            <w:r>
+              <w:rPr>
+                <w:rFonts w:ascii="Times New Roman" w:eastAsia="Times New Roman" w:hAnsi="Times New Roman" w:cs="Times New Roman"/>
+                <w:color w:val="000000"/>
+                <w:kern w:val="0"/>
+                <w:sz w:val="20"/>
+                <w:szCs w:val="20"/>
+                <w14:ligatures w14:val="none"/>
+              </w:rPr>
+              <w:t xml:space="preserve">Total land water </w:t>
+            </w:r>
+            <w:proofErr w:type="gramStart"/>
+            <w:r>
+              <w:rPr>
+                <w:rFonts w:ascii="Times New Roman" w:eastAsia="Times New Roman" w:hAnsi="Times New Roman" w:cs="Times New Roman"/>
+                <w:color w:val="000000"/>
+                <w:kern w:val="0"/>
+                <w:sz w:val="20"/>
+                <w:szCs w:val="20"/>
+                <w14:ligatures w14:val="none"/>
+              </w:rPr>
+              <w:t>change</w:t>
+            </w:r>
+            <w:proofErr w:type="gramEnd"/>
+            <w:r>
+              <w:rPr>
+                <w:rFonts w:ascii="Times New Roman" w:eastAsia="Times New Roman" w:hAnsi="Times New Roman" w:cs="Times New Roman"/>
+                <w:color w:val="000000"/>
+                <w:kern w:val="0"/>
+                <w:sz w:val="20"/>
+                <w:szCs w:val="20"/>
+                <w14:ligatures w14:val="none"/>
+              </w:rPr>
+              <w:t xml:space="preserve"> per unit time ((kg/m2)/s)</w:t>
             </w:r>
           </w:p>
         </w:tc>
@@ -2713,77 +2700,108 @@
         </w:trPr>
         <w:tc>
           <w:tcPr>
-            <w:tcW w:w="1611" w:type="dxa"/>
-            <w:tcBorders>
-              <w:top w:val="nil"/>
-              <w:left w:val="nil"/>
-              <w:bottom w:val="nil"/>
-              <w:right w:val="nil"/>
-            </w:tcBorders>
-            <w:noWrap/>
-            <w:vAlign w:val="bottom"/>
-            <w:hideMark/>
-          </w:tcPr>
-          <w:p>
-            <w:pPr>
-              <w:spacing w:after="0" w:line="240" w:lineRule="auto"/>
-              <w:rPr>
-                <w:rFonts w:ascii="Times New Roman" w:eastAsia="Times New Roman" w:hAnsi="Times New Roman" w:cs="Times New Roman"/>
-                <w:color w:val="000000"/>
-                <w:kern w:val="0"/>
-                <w:sz w:val="20"/>
-                <w:szCs w:val="20"/>
-                <w14:ligatures w14:val="none"/>
-              </w:rPr>
-            </w:pPr>
-            <w:r>
-              <w:rPr>
-                <w:rFonts w:ascii="Times New Roman" w:eastAsia="Times New Roman" w:hAnsi="Times New Roman" w:cs="Times New Roman"/>
-                <w:color w:val="000000"/>
-                <w:kern w:val="0"/>
-                <w:sz w:val="20"/>
-                <w:szCs w:val="20"/>
-                <w14:ligatures w14:val="none"/>
-              </w:rPr>
-              <w:t>bio1</w:t>
-            </w:r>
-          </w:p>
-        </w:tc>
-        <w:tc>
-          <w:tcPr>
-            <w:tcW w:w="5816" w:type="dxa"/>
-            <w:tcBorders>
-              <w:top w:val="nil"/>
-              <w:left w:val="nil"/>
-              <w:bottom w:val="nil"/>
-              <w:right w:val="nil"/>
-            </w:tcBorders>
-            <w:noWrap/>
-            <w:vAlign w:val="bottom"/>
-            <w:hideMark/>
-          </w:tcPr>
-          <w:p>
-            <w:pPr>
-              <w:spacing w:after="0" w:line="240" w:lineRule="auto"/>
-              <w:rPr>
-                <w:rFonts w:ascii="Times New Roman" w:eastAsia="Times New Roman" w:hAnsi="Times New Roman" w:cs="Times New Roman"/>
-                <w:color w:val="000000"/>
-                <w:kern w:val="0"/>
-                <w:sz w:val="20"/>
-                <w:szCs w:val="20"/>
-                <w14:ligatures w14:val="none"/>
-              </w:rPr>
-            </w:pPr>
-            <w:r>
-              <w:rPr>
-                <w:rFonts w:ascii="Times New Roman" w:eastAsia="Times New Roman" w:hAnsi="Times New Roman" w:cs="Times New Roman"/>
-                <w:color w:val="000000"/>
-                <w:kern w:val="0"/>
-                <w:sz w:val="20"/>
-                <w:szCs w:val="20"/>
-                <w14:ligatures w14:val="none"/>
-              </w:rPr>
-              <w:t>Annual mean temperature (C)</w:t>
+            <w:tcW w:w="7427" w:type="dxa"/>
+            <w:gridSpan w:val="2"/>
+            <w:tcBorders>
+              <w:top w:val="nil"/>
+              <w:left w:val="nil"/>
+              <w:bottom w:val="nil"/>
+              <w:right w:val="nil"/>
+            </w:tcBorders>
+            <w:noWrap/>
+            <w:vAlign w:val="bottom"/>
+          </w:tcPr>
+          <w:p>
+            <w:pPr>
+              <w:spacing w:after="0" w:line="240" w:lineRule="auto"/>
+              <w:rPr>
+                <w:rFonts w:ascii="Times New Roman" w:eastAsia="Times New Roman" w:hAnsi="Times New Roman" w:cs="Times New Roman"/>
+                <w:b/>
+                <w:bCs/>
+                <w:color w:val="000000"/>
+                <w:kern w:val="0"/>
+                <w:sz w:val="20"/>
+                <w:szCs w:val="20"/>
+                <w14:ligatures w14:val="none"/>
+              </w:rPr>
+            </w:pPr>
+          </w:p>
+          <w:p>
+            <w:pPr>
+              <w:spacing w:after="0" w:line="240" w:lineRule="auto"/>
+              <w:rPr>
+                <w:rFonts w:ascii="Times New Roman" w:eastAsia="Times New Roman" w:hAnsi="Times New Roman" w:cs="Times New Roman"/>
+                <w:color w:val="000000"/>
+                <w:kern w:val="0"/>
+                <w:sz w:val="20"/>
+                <w:szCs w:val="20"/>
+                <w14:ligatures w14:val="none"/>
+              </w:rPr>
+            </w:pPr>
+            <w:r>
+              <w:rPr>
+                <w:rFonts w:ascii="Times New Roman" w:eastAsia="Times New Roman" w:hAnsi="Times New Roman" w:cs="Times New Roman"/>
+                <w:b/>
+                <w:bCs/>
+                <w:color w:val="000000"/>
+                <w:kern w:val="0"/>
+                <w:sz w:val="20"/>
+                <w:szCs w:val="20"/>
+                <w14:ligatures w14:val="none"/>
+              </w:rPr>
+              <w:t>MERRA</w:t>
+            </w:r>
+            <w:r>
+              <w:rPr>
+                <w:rFonts w:ascii="Times New Roman" w:eastAsia="Times New Roman" w:hAnsi="Times New Roman" w:cs="Times New Roman"/>
+                <w:b/>
+                <w:bCs/>
+                <w:color w:val="000000"/>
+                <w:kern w:val="0"/>
+                <w:sz w:val="20"/>
+                <w:szCs w:val="20"/>
+                <w14:ligatures w14:val="none"/>
+              </w:rPr>
+              <w:t>clim</w:t>
+            </w:r>
+            <w:r>
+              <w:rPr>
+                <w:rFonts w:ascii="Times New Roman" w:eastAsia="Times New Roman" w:hAnsi="Times New Roman" w:cs="Times New Roman"/>
+                <w:b/>
+                <w:bCs/>
+                <w:color w:val="000000"/>
+                <w:kern w:val="0"/>
+                <w:sz w:val="20"/>
+                <w:szCs w:val="20"/>
+                <w14:ligatures w14:val="none"/>
+              </w:rPr>
+              <w:t>-2 (M</w:t>
+            </w:r>
+            <w:r>
+              <w:rPr>
+                <w:rFonts w:ascii="Times New Roman" w:eastAsia="Times New Roman" w:hAnsi="Times New Roman" w:cs="Times New Roman"/>
+                <w:b/>
+                <w:bCs/>
+                <w:color w:val="000000"/>
+                <w:kern w:val="0"/>
+                <w:sz w:val="20"/>
+                <w:szCs w:val="20"/>
+                <w14:ligatures w14:val="none"/>
+              </w:rPr>
+              <w:t>C</w:t>
+            </w:r>
+            <w:r>
+              <w:rPr>
+                <w:rFonts w:ascii="Times New Roman" w:eastAsia="Times New Roman" w:hAnsi="Times New Roman" w:cs="Times New Roman"/>
+                <w:b/>
+                <w:bCs/>
+                <w:color w:val="000000"/>
+                <w:kern w:val="0"/>
+                <w:sz w:val="20"/>
+                <w:szCs w:val="20"/>
+                <w14:ligatures w14:val="none"/>
+              </w:rPr>
+              <w:t>) Variables</w:t>
             </w:r>
           </w:p>
         </w:tc>
@@ -2827,7 +2845,7 @@
                 <w:szCs w:val="20"/>
                 <w14:ligatures w14:val="none"/>
               </w:rPr>
-              <w:t>bio2</w:t>
+              <w:t>bio1</w:t>
             </w:r>
           </w:p>
         </w:tc>
@@ -2865,7 +2883,7 @@
                 <w:szCs w:val="20"/>
                 <w14:ligatures w14:val="none"/>
               </w:rPr>
-              <w:t>Mean diurnal temperature range (C)</w:t>
+              <w:t>Annual mean temperature (C)</w:t>
             </w:r>
           </w:p>
         </w:tc>
@@ -2909,7 +2927,7 @@
                 <w:szCs w:val="20"/>
                 <w14:ligatures w14:val="none"/>
               </w:rPr>
-              <w:t>bio3</w:t>
+              <w:t>bio2</w:t>
             </w:r>
           </w:p>
         </w:tc>
@@ -2947,7 +2965,7 @@
                 <w:szCs w:val="20"/>
                 <w14:ligatures w14:val="none"/>
               </w:rPr>
-              <w:t>Isothermality [(MC_Bio02/MC_Bio07)*100] (%)</w:t>
+              <w:t>Mean diurnal temperature range (C)</w:t>
             </w:r>
           </w:p>
         </w:tc>
@@ -2991,7 +3009,7 @@
                 <w:szCs w:val="20"/>
                 <w14:ligatures w14:val="none"/>
               </w:rPr>
-              <w:t>bio4</w:t>
+              <w:t>bio3</w:t>
             </w:r>
           </w:p>
         </w:tc>
@@ -3029,7 +3047,7 @@
                 <w:szCs w:val="20"/>
                 <w14:ligatures w14:val="none"/>
               </w:rPr>
-              <w:t>Temperature seasonality [(Standard deviation*100)] (C)</w:t>
+              <w:t>Isothermality [(MC_Bio02/MC_Bio07)*100] (%)</w:t>
             </w:r>
           </w:p>
         </w:tc>
@@ -3073,7 +3091,7 @@
                 <w:szCs w:val="20"/>
                 <w14:ligatures w14:val="none"/>
               </w:rPr>
-              <w:t>bio5</w:t>
+              <w:t>bio4</w:t>
             </w:r>
           </w:p>
         </w:tc>
@@ -3111,7 +3129,7 @@
                 <w:szCs w:val="20"/>
                 <w14:ligatures w14:val="none"/>
               </w:rPr>
-              <w:t>Maximum temperature of the warmest month (C)</w:t>
+              <w:t>Temperature seasonality [(Standard deviation*100)] (C)</w:t>
             </w:r>
           </w:p>
         </w:tc>
@@ -3155,7 +3173,7 @@
                 <w:szCs w:val="20"/>
                 <w14:ligatures w14:val="none"/>
               </w:rPr>
-              <w:t>bio6</w:t>
+              <w:t>bio5</w:t>
             </w:r>
           </w:p>
         </w:tc>
@@ -3193,7 +3211,7 @@
                 <w:szCs w:val="20"/>
                 <w14:ligatures w14:val="none"/>
               </w:rPr>
-              <w:t xml:space="preserve">Minimum temperature of the coldest month (C) </w:t>
+              <w:t>Maximum temperature of the warmest month (C)</w:t>
             </w:r>
           </w:p>
         </w:tc>
@@ -3237,7 +3255,7 @@
                 <w:szCs w:val="20"/>
                 <w14:ligatures w14:val="none"/>
               </w:rPr>
-              <w:t>bio7</w:t>
+              <w:t>bio6</w:t>
             </w:r>
           </w:p>
         </w:tc>
@@ -3275,7 +3293,7 @@
                 <w:szCs w:val="20"/>
                 <w14:ligatures w14:val="none"/>
               </w:rPr>
-              <w:t>Temperature annual range (MC_Bio05-MC_Bio06) (C)</w:t>
+              <w:t xml:space="preserve">Minimum temperature of the coldest month (C) </w:t>
             </w:r>
           </w:p>
         </w:tc>
@@ -3319,7 +3337,7 @@
                 <w:szCs w:val="20"/>
                 <w14:ligatures w14:val="none"/>
               </w:rPr>
-              <w:t>bio8</w:t>
+              <w:t>bio7</w:t>
             </w:r>
           </w:p>
         </w:tc>
@@ -3357,7 +3375,7 @@
                 <w:szCs w:val="20"/>
                 <w14:ligatures w14:val="none"/>
               </w:rPr>
-              <w:t>Mean temperature of the wettest quarter (C)</w:t>
+              <w:t>Temperature annual range (MC_Bio05-MC_Bio06) (C)</w:t>
             </w:r>
           </w:p>
         </w:tc>
@@ -3401,7 +3419,7 @@
                 <w:szCs w:val="20"/>
                 <w14:ligatures w14:val="none"/>
               </w:rPr>
-              <w:t>bio9</w:t>
+              <w:t>bio8</w:t>
             </w:r>
           </w:p>
         </w:tc>
@@ -3439,7 +3457,7 @@
                 <w:szCs w:val="20"/>
                 <w14:ligatures w14:val="none"/>
               </w:rPr>
-              <w:t xml:space="preserve">Mean temperature of the driest quarter (C) </w:t>
+              <w:t>Mean temperature of the wettest quarter (C)</w:t>
             </w:r>
           </w:p>
         </w:tc>
@@ -3483,7 +3501,7 @@
                 <w:szCs w:val="20"/>
                 <w14:ligatures w14:val="none"/>
               </w:rPr>
-              <w:t>bio10</w:t>
+              <w:t>bio9</w:t>
             </w:r>
           </w:p>
         </w:tc>
@@ -3521,7 +3539,7 @@
                 <w:szCs w:val="20"/>
                 <w14:ligatures w14:val="none"/>
               </w:rPr>
-              <w:t>Mean temperature of the warmest quarter (C)</w:t>
+              <w:t xml:space="preserve">Mean temperature of the driest quarter (C) </w:t>
             </w:r>
           </w:p>
         </w:tc>
@@ -3565,7 +3583,7 @@
                 <w:szCs w:val="20"/>
                 <w14:ligatures w14:val="none"/>
               </w:rPr>
-              <w:t>bio11</w:t>
+              <w:t>bio10</w:t>
             </w:r>
           </w:p>
         </w:tc>
@@ -3603,7 +3621,7 @@
                 <w:szCs w:val="20"/>
                 <w14:ligatures w14:val="none"/>
               </w:rPr>
-              <w:t>Mean temperature of the coldest quarter (C)</w:t>
+              <w:t>Mean temperature of the warmest quarter (C)</w:t>
             </w:r>
           </w:p>
         </w:tc>
@@ -3647,7 +3665,7 @@
                 <w:szCs w:val="20"/>
                 <w14:ligatures w14:val="none"/>
               </w:rPr>
-              <w:t>bio12</w:t>
+              <w:t>bio11</w:t>
             </w:r>
           </w:p>
         </w:tc>
@@ -3685,7 +3703,7 @@
                 <w:szCs w:val="20"/>
                 <w14:ligatures w14:val="none"/>
               </w:rPr>
-              <w:t>Annual precipitation (mm)</w:t>
+              <w:t>Mean temperature of the coldest quarter (C)</w:t>
             </w:r>
           </w:p>
         </w:tc>
@@ -3729,7 +3747,7 @@
                 <w:szCs w:val="20"/>
                 <w14:ligatures w14:val="none"/>
               </w:rPr>
-              <w:t>bio13</w:t>
+              <w:t>bio12</w:t>
             </w:r>
           </w:p>
         </w:tc>
@@ -3767,7 +3785,7 @@
                 <w:szCs w:val="20"/>
                 <w14:ligatures w14:val="none"/>
               </w:rPr>
-              <w:t>Precipitation of the wettest month (mm)</w:t>
+              <w:t>Annual precipitation (mm)</w:t>
             </w:r>
           </w:p>
         </w:tc>
@@ -3811,7 +3829,7 @@
                 <w:szCs w:val="20"/>
                 <w14:ligatures w14:val="none"/>
               </w:rPr>
-              <w:t>bio14</w:t>
+              <w:t>bio13</w:t>
             </w:r>
           </w:p>
         </w:tc>
@@ -3849,7 +3867,7 @@
                 <w:szCs w:val="20"/>
                 <w14:ligatures w14:val="none"/>
               </w:rPr>
-              <w:t xml:space="preserve">Precipitation of the driest month (mm) </w:t>
+              <w:t>Precipitation of the wettest month (mm)</w:t>
             </w:r>
           </w:p>
         </w:tc>
@@ -3893,7 +3911,7 @@
                 <w:szCs w:val="20"/>
                 <w14:ligatures w14:val="none"/>
               </w:rPr>
-              <w:t>bio15</w:t>
+              <w:t>bio14</w:t>
             </w:r>
           </w:p>
         </w:tc>
@@ -3931,7 +3949,7 @@
                 <w:szCs w:val="20"/>
                 <w14:ligatures w14:val="none"/>
               </w:rPr>
-              <w:t xml:space="preserve">Precipitation seasonality (Coefficient of variation) (%) </w:t>
+              <w:t xml:space="preserve">Precipitation of the driest month (mm) </w:t>
             </w:r>
           </w:p>
         </w:tc>
@@ -3975,7 +3993,7 @@
                 <w:szCs w:val="20"/>
                 <w14:ligatures w14:val="none"/>
               </w:rPr>
-              <w:t>bio16</w:t>
+              <w:t>bio15</w:t>
             </w:r>
           </w:p>
         </w:tc>
@@ -4013,7 +4031,7 @@
                 <w:szCs w:val="20"/>
                 <w14:ligatures w14:val="none"/>
               </w:rPr>
-              <w:t xml:space="preserve">Precipitation of the wettest quarter (mm) </w:t>
+              <w:t xml:space="preserve">Precipitation seasonality (Coefficient of variation) (%) </w:t>
             </w:r>
           </w:p>
         </w:tc>
@@ -4057,7 +4075,7 @@
                 <w:szCs w:val="20"/>
                 <w14:ligatures w14:val="none"/>
               </w:rPr>
-              <w:t>bio17</w:t>
+              <w:t>bio16</w:t>
             </w:r>
           </w:p>
         </w:tc>
@@ -4095,7 +4113,7 @@
                 <w:szCs w:val="20"/>
                 <w14:ligatures w14:val="none"/>
               </w:rPr>
-              <w:t xml:space="preserve">Precipitation of the driest quarter (mm) </w:t>
+              <w:t xml:space="preserve">Precipitation of the wettest quarter (mm) </w:t>
             </w:r>
           </w:p>
         </w:tc>
@@ -4139,7 +4157,7 @@
                 <w:szCs w:val="20"/>
                 <w14:ligatures w14:val="none"/>
               </w:rPr>
-              <w:t>bio18</w:t>
+              <w:t>bio17</w:t>
             </w:r>
           </w:p>
         </w:tc>
@@ -4177,7 +4195,7 @@
                 <w:szCs w:val="20"/>
                 <w14:ligatures w14:val="none"/>
               </w:rPr>
-              <w:t xml:space="preserve">Precipitation of the warmest quarter (mm) </w:t>
+              <w:t xml:space="preserve">Precipitation of the driest quarter (mm) </w:t>
             </w:r>
           </w:p>
         </w:tc>
@@ -4221,6 +4239,88 @@
                 <w:szCs w:val="20"/>
                 <w14:ligatures w14:val="none"/>
               </w:rPr>
+              <w:t>bio18</w:t>
+            </w:r>
+          </w:p>
+        </w:tc>
+        <w:tc>
+          <w:tcPr>
+            <w:tcW w:w="5816" w:type="dxa"/>
+            <w:tcBorders>
+              <w:top w:val="nil"/>
+              <w:left w:val="nil"/>
+              <w:bottom w:val="nil"/>
+              <w:right w:val="nil"/>
+            </w:tcBorders>
+            <w:noWrap/>
+            <w:vAlign w:val="bottom"/>
+            <w:hideMark/>
+          </w:tcPr>
+          <w:p>
+            <w:pPr>
+              <w:spacing w:after="0" w:line="240" w:lineRule="auto"/>
+              <w:rPr>
+                <w:rFonts w:ascii="Times New Roman" w:eastAsia="Times New Roman" w:hAnsi="Times New Roman" w:cs="Times New Roman"/>
+                <w:color w:val="000000"/>
+                <w:kern w:val="0"/>
+                <w:sz w:val="20"/>
+                <w:szCs w:val="20"/>
+                <w14:ligatures w14:val="none"/>
+              </w:rPr>
+            </w:pPr>
+            <w:r>
+              <w:rPr>
+                <w:rFonts w:ascii="Times New Roman" w:eastAsia="Times New Roman" w:hAnsi="Times New Roman" w:cs="Times New Roman"/>
+                <w:color w:val="000000"/>
+                <w:kern w:val="0"/>
+                <w:sz w:val="20"/>
+                <w:szCs w:val="20"/>
+                <w14:ligatures w14:val="none"/>
+              </w:rPr>
+              <w:t xml:space="preserve">Precipitation of the warmest quarter (mm) </w:t>
+            </w:r>
+          </w:p>
+        </w:tc>
+      </w:tr>
+      <w:tr>
+        <w:trPr>
+          <w:trHeight w:val="144"/>
+          <w:jc w:val="center"/>
+        </w:trPr>
+        <w:tc>
+          <w:tcPr>
+            <w:tcW w:w="1611" w:type="dxa"/>
+            <w:tcBorders>
+              <w:top w:val="nil"/>
+              <w:left w:val="nil"/>
+              <w:bottom w:val="nil"/>
+              <w:right w:val="nil"/>
+            </w:tcBorders>
+            <w:noWrap/>
+            <w:vAlign w:val="bottom"/>
+            <w:hideMark/>
+          </w:tcPr>
+          <w:p>
+            <w:pPr>
+              <w:spacing w:after="0" w:line="240" w:lineRule="auto"/>
+              <w:rPr>
+                <w:rFonts w:ascii="Times New Roman" w:eastAsia="Times New Roman" w:hAnsi="Times New Roman" w:cs="Times New Roman"/>
+                <w:color w:val="000000"/>
+                <w:kern w:val="0"/>
+                <w:sz w:val="20"/>
+                <w:szCs w:val="20"/>
+                <w14:ligatures w14:val="none"/>
+              </w:rPr>
+            </w:pPr>
+            <w:r>
+              <w:rPr>
+                <w:rFonts w:ascii="Times New Roman" w:eastAsia="Times New Roman" w:hAnsi="Times New Roman" w:cs="Times New Roman"/>
+                <w:color w:val="000000"/>
+                <w:kern w:val="0"/>
+                <w:sz w:val="20"/>
+                <w:szCs w:val="20"/>
+                <w14:ligatures w14:val="none"/>
+              </w:rPr>
               <w:t>bio19</w:t>
             </w:r>
           </w:p>
@@ -4282,19 +4382,6 @@
             <w:noWrap/>
             <w:vAlign w:val="bottom"/>
           </w:tcPr>
-          <w:p>
-            <w:pPr>
-              <w:spacing w:after="0" w:line="240" w:lineRule="auto"/>
-              <w:rPr>
-                <w:rFonts w:ascii="Times New Roman" w:eastAsia="Times New Roman" w:hAnsi="Times New Roman" w:cs="Times New Roman"/>
-                <w:color w:val="000000"/>
-                <w:kern w:val="0"/>
-                <w:sz w:val="20"/>
-                <w:szCs w:val="20"/>
-                <w14:ligatures w14:val="none"/>
-              </w:rPr>
-            </w:pPr>
-          </w:p>
           <w:p>
             <w:pPr>
               <w:spacing w:after="0" w:line="240" w:lineRule="auto"/>
@@ -4334,7 +4421,33 @@
                   <w:szCs w:val="20"/>
                   <w14:ligatures w14:val="none"/>
                 </w:rPr>
-                <w:t>https://doi.org/10.5751/JFO-00432-950109</w:t>
+                <w:t>h</w:t>
+              </w:r>
+              <w:r>
+                <w:rPr>
+                  <w:rStyle w:val="Hyperlink"/>
+                  <w:rFonts w:ascii="Times New Roman" w:eastAsia="Times New Roman" w:hAnsi="Times New Roman" w:cs="Times New Roman"/>
+                  <w:i/>
+                  <w:iCs/>
+                  <w:kern w:val="0"/>
+                  <w:sz w:val="20"/>
+                  <w:szCs w:val="20"/>
+                  <w14:ligatures w14:val="none"/>
+                </w:rPr>
+                <w:t>t</w:t>
+              </w:r>
+              <w:r>
+                <w:rPr>
+                  <w:rStyle w:val="Hyperlink"/>
+                  <w:rFonts w:ascii="Times New Roman" w:eastAsia="Times New Roman" w:hAnsi="Times New Roman" w:cs="Times New Roman"/>
+                  <w:i/>
+                  <w:iCs/>
+                  <w:kern w:val="0"/>
+                  <w:sz w:val="20"/>
+                  <w:szCs w:val="20"/>
+                  <w14:ligatures w14:val="none"/>
+                </w:rPr>
+                <w:t>tps://doi.org/10.5751/JFO-00432-950109</w:t>
               </w:r>
             </w:hyperlink>
             <w:r>
@@ -5331,6 +5444,18 @@
       <w:shd w:val="clear" w:color="auto" w:fill="E1DFDD"/>
     </w:rPr>
   </w:style>
+  <w:style w:type="character" w:styleId="FollowedHyperlink">
+    <w:name w:val="FollowedHyperlink"/>
+    <w:basedOn w:val="DefaultParagraphFont"/>
+    <w:uiPriority w:val="99"/>
+    <w:semiHidden/>
+    <w:unhideWhenUsed/>
+    <w:rsid w:val="00290E91"/>
+    <w:rPr>
+      <w:color w:val="96607D" w:themeColor="followedHyperlink"/>
+      <w:u w:val="single"/>
+    </w:rPr>
+  </w:style>
 </w:styles>
 </file>
 

--- a/inst/resources/variables.docx
+++ b/inst/resources/variables.docx
@@ -1,6 +1,6 @@
 
 <file path=word/document.xml><?xml version="1.0" encoding="utf-8"?>
-<w:document xmlns:wpc="http://schemas.microsoft.com/office/word/2010/wordprocessingCanvas" xmlns:cx="http://schemas.microsoft.com/office/drawing/2014/chartex" xmlns:cx1="http://schemas.microsoft.com/office/drawing/2015/9/8/chartex" xmlns:cx2="http://schemas.microsoft.com/office/drawing/2015/10/21/chartex" xmlns:cx3="http://schemas.microsoft.com/office/drawing/2016/5/9/chartex" xmlns:cx4="http://schemas.microsoft.com/office/drawing/2016/5/10/chartex" xmlns:cx5="http://schemas.microsoft.com/office/drawing/2016/5/11/chartex" xmlns:cx6="http://schemas.microsoft.com/office/drawing/2016/5/12/chartex" xmlns:cx7="http://schemas.microsoft.com/office/drawing/2016/5/13/chartex" xmlns:cx8="http://schemas.microsoft.com/office/drawing/2016/5/14/chartex" xmlns:mc="http://schemas.openxmlformats.org/markup-compatibility/2006" xmlns:aink="http://schemas.microsoft.com/office/drawing/2016/ink" xmlns:am3d="http://schemas.microsoft.com/office/drawing/2017/model3d" xmlns:o="urn:schemas-microsoft-com:office:office" xmlns:oel="http://schemas.microsoft.com/office/2019/extlst" xmlns:r="http://schemas.openxmlformats.org/officeDocument/2006/relationships" xmlns:m="http://schemas.openxmlformats.org/officeDocument/2006/math" xmlns:v="urn:schemas-microsoft-com:vml" xmlns:wp14="http://schemas.microsoft.com/office/word/2010/wordprocessingDrawing" xmlns:wp="http://schemas.openxmlformats.org/drawingml/2006/wordprocessingDrawing" xmlns:w10="urn:schemas-microsoft-com:office:word" xmlns:w="http://schemas.openxmlformats.org/wordprocessingml/2006/main" xmlns:w14="http://schemas.microsoft.com/office/word/2010/wordml" xmlns:w15="http://schemas.microsoft.com/office/word/2012/wordml" xmlns:w16cex="http://schemas.microsoft.com/office/word/2018/wordml/cex" xmlns:w16cid="http://schemas.microsoft.com/office/word/2016/wordml/cid" xmlns:w16="http://schemas.microsoft.com/office/word/2018/wordml" xmlns:w16du="http://schemas.microsoft.com/office/word/2023/wordml/word16du" xmlns:w16sdtdh="http://schemas.microsoft.com/office/word/2020/wordml/sdtdatahash" xmlns:w16sdtfl="http://schemas.microsoft.com/office/word/2024/wordml/sdtformatlock" xmlns:w16se="http://schemas.microsoft.com/office/word/2015/wordml/symex" xmlns:wpg="http://schemas.microsoft.com/office/word/2010/wordprocessingGroup" xmlns:wpi="http://schemas.microsoft.com/office/word/2010/wordprocessingInk" xmlns:wne="http://schemas.microsoft.com/office/word/2006/wordml" xmlns:wps="http://schemas.microsoft.com/office/word/2010/wordprocessingShape" mc:Ignorable="w14 w15 w16se w16cid w16 w16cex w16sdtdh w16sdtfl w16du wp14">
+<w:document xmlns:wpc="http://schemas.microsoft.com/office/word/2010/wordprocessingCanvas" xmlns:cx="http://schemas.microsoft.com/office/drawing/2014/chartex" xmlns:cx1="http://schemas.microsoft.com/office/drawing/2015/9/8/chartex" xmlns:cx2="http://schemas.microsoft.com/office/drawing/2015/10/21/chartex" xmlns:cx3="http://schemas.microsoft.com/office/drawing/2016/5/9/chartex" xmlns:cx4="http://schemas.microsoft.com/office/drawing/2016/5/10/chartex" xmlns:cx5="http://schemas.microsoft.com/office/drawing/2016/5/11/chartex" xmlns:cx6="http://schemas.microsoft.com/office/drawing/2016/5/12/chartex" xmlns:cx7="http://schemas.microsoft.com/office/drawing/2016/5/13/chartex" xmlns:cx8="http://schemas.microsoft.com/office/drawing/2016/5/14/chartex" xmlns:mc="http://schemas.openxmlformats.org/markup-compatibility/2006" xmlns:m="http://schemas.openxmlformats.org/officeDocument/2006/math" xmlns:aink="http://schemas.microsoft.com/office/drawing/2016/ink" xmlns:am3d="http://schemas.microsoft.com/office/drawing/2017/model3d" xmlns:oel="http://schemas.microsoft.com/office/2019/extlst" xmlns:r="http://schemas.openxmlformats.org/officeDocument/2006/relationships" xmlns:wp14="http://schemas.microsoft.com/office/word/2010/wordprocessingDrawing" xmlns:wp="http://schemas.openxmlformats.org/drawingml/2006/wordprocessingDrawing" xmlns:wpg="http://schemas.microsoft.com/office/word/2010/wordprocessingGroup" xmlns:wpi="http://schemas.microsoft.com/office/word/2010/wordprocessingInk" xmlns:wps="http://schemas.microsoft.com/office/word/2010/wordprocessingShape" xmlns:o="urn:schemas-microsoft-com:office:office" xmlns:v="urn:schemas-microsoft-com:vml" xmlns:w10="urn:schemas-microsoft-com:office:word" xmlns:w="http://schemas.openxmlformats.org/wordprocessingml/2006/main" xmlns:w14="http://schemas.microsoft.com/office/word/2010/wordml" xmlns:w15="http://schemas.microsoft.com/office/word/2012/wordml" xmlns:w16cei="http://schemas.microsoft.com/office/word/2026/wordml/cei" xmlns:w16cex="http://schemas.microsoft.com/office/word/2018/wordml/cex" xmlns:w16cid="http://schemas.microsoft.com/office/word/2016/wordml/cid" xmlns:w16="http://schemas.microsoft.com/office/word/2018/wordml" xmlns:w16sdtdh="http://schemas.microsoft.com/office/word/2020/wordml/sdtdatahash" xmlns:w16sdtfl="http://schemas.microsoft.com/office/word/2024/wordml/sdtformatlock" xmlns:w16se="http://schemas.microsoft.com/office/word/2015/wordml/symex" xmlns:w16du="http://schemas.microsoft.com/office/word/2023/wordml/word16du" xmlns:wne="http://schemas.microsoft.com/office/word/2006/wordml" mc:Ignorable="w14 w15 w16se w16cid w16 w16cex w16sdtdh w16sdtfl w16du wp14">
   <w:body>
     <w:tbl>
       <w:tblPr>
@@ -52,7 +52,7 @@
                 <w:sz w:val="21"/>
                 <w:szCs w:val="21"/>
               </w:rPr>
-              <w:t>MERRA-2</w:t>
+              <w:t>MERRA-2 and MERRAclim-2 variables</w:t>
             </w:r>
             <w:r>
               <w:rPr>
@@ -62,7 +62,7 @@
                 <w:sz w:val="21"/>
                 <w:szCs w:val="21"/>
               </w:rPr>
-              <w:t xml:space="preserve"> </w:t>
+              <w:t xml:space="preserve"> in the</w:t>
             </w:r>
             <w:r>
               <w:rPr>
@@ -72,7 +72,7 @@
                 <w:sz w:val="21"/>
                 <w:szCs w:val="21"/>
               </w:rPr>
-              <w:t>and MERRAclim-2</w:t>
+              <w:t xml:space="preserve"> v0.1.0 </w:t>
             </w:r>
             <w:r>
               <w:rPr>
@@ -82,7 +82,7 @@
                 <w:sz w:val="21"/>
                 <w:szCs w:val="21"/>
               </w:rPr>
-              <w:t xml:space="preserve"> </w:t>
+              <w:t>extended dataset</w:t>
             </w:r>
             <w:r>
               <w:rPr>
@@ -92,7 +92,7 @@
                 <w:sz w:val="21"/>
                 <w:szCs w:val="21"/>
               </w:rPr>
-              <w:t>variables available in the rENM Framework.</w:t>
+              <w:t>.</w:t>
             </w:r>
           </w:p>
         </w:tc>
@@ -158,6 +158,20 @@
               </w:rPr>
               <w:t>MERRA-2 (M2) Variables</w:t>
             </w:r>
+            <w:r>
+              <w:rPr>
+                <w:rFonts w:ascii="Times New Roman" w:eastAsia="Times New Roman" w:hAnsi="Times New Roman" w:cs="Times New Roman"/>
+                <w:b/>
+                <w:bCs/>
+                <w:color w:val="000000"/>
+                <w:kern w:val="0"/>
+                <w:sz w:val="20"/>
+                <w:szCs w:val="20"/>
+                <w:vertAlign w:val="superscript"/>
+                <w14:ligatures w14:val="none"/>
+              </w:rPr>
+              <w:t>*</w:t>
+            </w:r>
           </w:p>
         </w:tc>
       </w:tr>
@@ -2664,31 +2678,7 @@
                 <w:szCs w:val="20"/>
                 <w14:ligatures w14:val="none"/>
               </w:rPr>
-              <w:t xml:space="preserve">Total land water </w:t>
-            </w:r>
-            <w:proofErr w:type="gramStart"/>
-            <w:r>
-              <w:rPr>
-                <w:rFonts w:ascii="Times New Roman" w:eastAsia="Times New Roman" w:hAnsi="Times New Roman" w:cs="Times New Roman"/>
-                <w:color w:val="000000"/>
-                <w:kern w:val="0"/>
-                <w:sz w:val="20"/>
-                <w:szCs w:val="20"/>
-                <w14:ligatures w14:val="none"/>
-              </w:rPr>
-              <w:t>change</w:t>
-            </w:r>
-            <w:proofErr w:type="gramEnd"/>
-            <w:r>
-              <w:rPr>
-                <w:rFonts w:ascii="Times New Roman" w:eastAsia="Times New Roman" w:hAnsi="Times New Roman" w:cs="Times New Roman"/>
-                <w:color w:val="000000"/>
-                <w:kern w:val="0"/>
-                <w:sz w:val="20"/>
-                <w:szCs w:val="20"/>
-                <w14:ligatures w14:val="none"/>
-              </w:rPr>
-              <w:t xml:space="preserve"> per unit time ((kg/m2)/s)</w:t>
+              <w:t>Total land water change per unit time ((kg/m2)/s)</w:t>
             </w:r>
           </w:p>
         </w:tc>
@@ -4386,82 +4376,94 @@
             <w:pPr>
               <w:spacing w:after="0" w:line="240" w:lineRule="auto"/>
               <w:rPr>
+                <w:rFonts w:ascii="Times New Roman" w:hAnsi="Times New Roman" w:cs="Times New Roman"/>
+                <w:sz w:val="18"/>
+                <w:szCs w:val="18"/>
+              </w:rPr>
+            </w:pPr>
+            <w:r>
+              <w:rPr>
+                <w:rFonts w:ascii="Times New Roman" w:hAnsi="Times New Roman" w:cs="Times New Roman"/>
+                <w:sz w:val="18"/>
+                <w:szCs w:val="18"/>
+              </w:rPr>
+              <w:t>__________</w:t>
+            </w:r>
+          </w:p>
+          <w:p>
+            <w:pPr>
+              <w:spacing w:before="20" w:after="0" w:line="240" w:lineRule="auto"/>
+              <w:rPr>
                 <w:rFonts w:ascii="Times New Roman" w:eastAsia="Times New Roman" w:hAnsi="Times New Roman" w:cs="Times New Roman"/>
                 <w:i/>
                 <w:iCs/>
                 <w:color w:val="000000"/>
                 <w:kern w:val="0"/>
-                <w:sz w:val="20"/>
-                <w:szCs w:val="20"/>
-                <w14:ligatures w14:val="none"/>
-              </w:rPr>
-            </w:pPr>
-            <w:r>
-              <w:rPr>
-                <w:rFonts w:ascii="Times New Roman" w:eastAsia="Times New Roman" w:hAnsi="Times New Roman" w:cs="Times New Roman"/>
+                <w:sz w:val="18"/>
+                <w:szCs w:val="18"/>
+                <w14:ligatures w14:val="none"/>
+              </w:rPr>
+            </w:pPr>
+            <w:r>
+              <w:rPr>
+                <w:rFonts w:ascii="Times New Roman" w:hAnsi="Times New Roman" w:cs="Times New Roman"/>
+                <w:sz w:val="18"/>
+                <w:szCs w:val="18"/>
+                <w:vertAlign w:val="superscript"/>
+              </w:rPr>
+              <w:t xml:space="preserve">* </w:t>
+            </w:r>
+            <w:r>
+              <w:rPr>
+                <w:rFonts w:ascii="Times New Roman" w:hAnsi="Times New Roman" w:cs="Times New Roman"/>
+                <w:sz w:val="18"/>
+                <w:szCs w:val="18"/>
+              </w:rPr>
+              <w:t xml:space="preserve">Details about the MERRA-2 collection </w:t>
+            </w:r>
+            <w:r>
+              <w:rPr>
+                <w:rFonts w:ascii="Times New Roman" w:hAnsi="Times New Roman" w:cs="Times New Roman"/>
+                <w:sz w:val="18"/>
+                <w:szCs w:val="18"/>
+              </w:rPr>
+              <w:t xml:space="preserve">can be found in: </w:t>
+            </w:r>
+            <w:proofErr w:type="spellStart"/>
+            <w:r>
+              <w:rPr>
+                <w:rFonts w:ascii="Times New Roman" w:hAnsi="Times New Roman" w:cs="Times New Roman"/>
+                <w:sz w:val="18"/>
+                <w:szCs w:val="18"/>
+              </w:rPr>
+              <w:t>Bosilovich</w:t>
+            </w:r>
+            <w:proofErr w:type="spellEnd"/>
+            <w:r>
+              <w:rPr>
+                <w:rFonts w:ascii="Times New Roman" w:hAnsi="Times New Roman" w:cs="Times New Roman"/>
+                <w:sz w:val="18"/>
+                <w:szCs w:val="18"/>
+              </w:rPr>
+              <w:t xml:space="preserve">, M.G., R. Lucchesi, and M. Suarez. 2016. “MERRA-2: File Specification.” </w:t>
+            </w:r>
+            <w:r>
+              <w:rPr>
+                <w:rFonts w:ascii="Times New Roman" w:hAnsi="Times New Roman" w:cs="Times New Roman"/>
                 <w:i/>
                 <w:iCs/>
-                <w:color w:val="000000"/>
-                <w:kern w:val="0"/>
-                <w:sz w:val="20"/>
-                <w:szCs w:val="20"/>
-                <w14:ligatures w14:val="none"/>
-              </w:rPr>
-              <w:t xml:space="preserve">See </w:t>
-            </w:r>
-            <w:hyperlink r:id="rId4" w:history="1">
-              <w:r>
-                <w:rPr>
-                  <w:rStyle w:val="Hyperlink"/>
-                  <w:rFonts w:ascii="Times New Roman" w:eastAsia="Times New Roman" w:hAnsi="Times New Roman" w:cs="Times New Roman"/>
-                  <w:i/>
-                  <w:iCs/>
-                  <w:kern w:val="0"/>
-                  <w:sz w:val="20"/>
-                  <w:szCs w:val="20"/>
-                  <w14:ligatures w14:val="none"/>
-                </w:rPr>
-                <w:t>h</w:t>
-              </w:r>
-              <w:r>
-                <w:rPr>
-                  <w:rStyle w:val="Hyperlink"/>
-                  <w:rFonts w:ascii="Times New Roman" w:eastAsia="Times New Roman" w:hAnsi="Times New Roman" w:cs="Times New Roman"/>
-                  <w:i/>
-                  <w:iCs/>
-                  <w:kern w:val="0"/>
-                  <w:sz w:val="20"/>
-                  <w:szCs w:val="20"/>
-                  <w14:ligatures w14:val="none"/>
-                </w:rPr>
-                <w:t>t</w:t>
-              </w:r>
-              <w:r>
-                <w:rPr>
-                  <w:rStyle w:val="Hyperlink"/>
-                  <w:rFonts w:ascii="Times New Roman" w:eastAsia="Times New Roman" w:hAnsi="Times New Roman" w:cs="Times New Roman"/>
-                  <w:i/>
-                  <w:iCs/>
-                  <w:kern w:val="0"/>
-                  <w:sz w:val="20"/>
-                  <w:szCs w:val="20"/>
-                  <w14:ligatures w14:val="none"/>
-                </w:rPr>
-                <w:t>tps://doi.org/10.5751/JFO-00432-950109</w:t>
-              </w:r>
-            </w:hyperlink>
-            <w:r>
-              <w:rPr>
-                <w:rFonts w:ascii="Times New Roman" w:eastAsia="Times New Roman" w:hAnsi="Times New Roman" w:cs="Times New Roman"/>
-                <w:i/>
-                <w:iCs/>
-                <w:color w:val="000000"/>
-                <w:kern w:val="0"/>
-                <w:sz w:val="20"/>
-                <w:szCs w:val="20"/>
-                <w14:ligatures w14:val="none"/>
-              </w:rPr>
-              <w:t xml:space="preserve"> for complete descriptions.</w:t>
+                <w:sz w:val="18"/>
+                <w:szCs w:val="18"/>
+              </w:rPr>
+              <w:t>GMAO Office Note</w:t>
+            </w:r>
+            <w:r>
+              <w:rPr>
+                <w:rFonts w:ascii="Times New Roman" w:hAnsi="Times New Roman" w:cs="Times New Roman"/>
+                <w:sz w:val="18"/>
+                <w:szCs w:val="18"/>
+              </w:rPr>
+              <w:t xml:space="preserve"> 9 (Version 1.1): 1–73.</w:t>
             </w:r>
           </w:p>
         </w:tc>
@@ -4479,7 +4481,7 @@
     </w:p>
     <w:sectPr>
       <w:pgSz w:w="12240" w:h="15840"/>
-      <w:pgMar w:top="1440" w:right="1440" w:bottom="1440" w:left="1440" w:header="720" w:footer="720" w:gutter="0"/>
+      <w:pgMar w:top="1440" w:right="1440" w:bottom="1152" w:left="1440" w:header="720" w:footer="720" w:gutter="0"/>
       <w:cols w:space="720"/>
       <w:docGrid w:linePitch="360"/>
     </w:sectPr>
@@ -4487,8 +4489,58 @@
 </w:document>
 </file>
 
+<file path=word/endnotes.xml><?xml version="1.0" encoding="utf-8"?>
+<w:endnotes xmlns:wpc="http://schemas.microsoft.com/office/word/2010/wordprocessingCanvas" xmlns:cx="http://schemas.microsoft.com/office/drawing/2014/chartex" xmlns:cx1="http://schemas.microsoft.com/office/drawing/2015/9/8/chartex" xmlns:cx2="http://schemas.microsoft.com/office/drawing/2015/10/21/chartex" xmlns:cx3="http://schemas.microsoft.com/office/drawing/2016/5/9/chartex" xmlns:cx4="http://schemas.microsoft.com/office/drawing/2016/5/10/chartex" xmlns:cx5="http://schemas.microsoft.com/office/drawing/2016/5/11/chartex" xmlns:cx6="http://schemas.microsoft.com/office/drawing/2016/5/12/chartex" xmlns:cx7="http://schemas.microsoft.com/office/drawing/2016/5/13/chartex" xmlns:cx8="http://schemas.microsoft.com/office/drawing/2016/5/14/chartex" xmlns:mc="http://schemas.openxmlformats.org/markup-compatibility/2006" xmlns:m="http://schemas.openxmlformats.org/officeDocument/2006/math" xmlns:aink="http://schemas.microsoft.com/office/drawing/2016/ink" xmlns:am3d="http://schemas.microsoft.com/office/drawing/2017/model3d" xmlns:oel="http://schemas.microsoft.com/office/2019/extlst" xmlns:r="http://schemas.openxmlformats.org/officeDocument/2006/relationships" xmlns:wp14="http://schemas.microsoft.com/office/word/2010/wordprocessingDrawing" xmlns:wp="http://schemas.openxmlformats.org/drawingml/2006/wordprocessingDrawing" xmlns:wpg="http://schemas.microsoft.com/office/word/2010/wordprocessingGroup" xmlns:wpi="http://schemas.microsoft.com/office/word/2010/wordprocessingInk" xmlns:wps="http://schemas.microsoft.com/office/word/2010/wordprocessingShape" xmlns:o="urn:schemas-microsoft-com:office:office" xmlns:v="urn:schemas-microsoft-com:vml" xmlns:w10="urn:schemas-microsoft-com:office:word" xmlns:w="http://schemas.openxmlformats.org/wordprocessingml/2006/main" xmlns:w14="http://schemas.microsoft.com/office/word/2010/wordml" xmlns:w15="http://schemas.microsoft.com/office/word/2012/wordml" xmlns:w16cei="http://schemas.microsoft.com/office/word/2026/wordml/cei" xmlns:w16cex="http://schemas.microsoft.com/office/word/2018/wordml/cex" xmlns:w16cid="http://schemas.microsoft.com/office/word/2016/wordml/cid" xmlns:w16="http://schemas.microsoft.com/office/word/2018/wordml" xmlns:w16sdtdh="http://schemas.microsoft.com/office/word/2020/wordml/sdtdatahash" xmlns:w16sdtfl="http://schemas.microsoft.com/office/word/2024/wordml/sdtformatlock" xmlns:w16se="http://schemas.microsoft.com/office/word/2015/wordml/symex" xmlns:w16du="http://schemas.microsoft.com/office/word/2023/wordml/word16du" xmlns:wne="http://schemas.microsoft.com/office/word/2006/wordml" mc:Ignorable="w14 w15 w16se w16cid w16 w16cex w16sdtdh w16sdtfl w16du wp14">
+  <w:endnote w:type="separator" w:id="-1">
+    <w:p>
+      <w:pPr>
+        <w:spacing w:after="0" w:line="240" w:lineRule="auto"/>
+      </w:pPr>
+      <w:r>
+        <w:separator/>
+      </w:r>
+    </w:p>
+  </w:endnote>
+  <w:endnote w:type="continuationSeparator" w:id="0">
+    <w:p>
+      <w:pPr>
+        <w:spacing w:after="0" w:line="240" w:lineRule="auto"/>
+      </w:pPr>
+      <w:r>
+        <w:continuationSeparator/>
+      </w:r>
+    </w:p>
+  </w:endnote>
+</w:endnotes>
+</file>
+
+<file path=word/footnotes.xml><?xml version="1.0" encoding="utf-8"?>
+<w:footnotes xmlns:wpc="http://schemas.microsoft.com/office/word/2010/wordprocessingCanvas" xmlns:cx="http://schemas.microsoft.com/office/drawing/2014/chartex" xmlns:cx1="http://schemas.microsoft.com/office/drawing/2015/9/8/chartex" xmlns:cx2="http://schemas.microsoft.com/office/drawing/2015/10/21/chartex" xmlns:cx3="http://schemas.microsoft.com/office/drawing/2016/5/9/chartex" xmlns:cx4="http://schemas.microsoft.com/office/drawing/2016/5/10/chartex" xmlns:cx5="http://schemas.microsoft.com/office/drawing/2016/5/11/chartex" xmlns:cx6="http://schemas.microsoft.com/office/drawing/2016/5/12/chartex" xmlns:cx7="http://schemas.microsoft.com/office/drawing/2016/5/13/chartex" xmlns:cx8="http://schemas.microsoft.com/office/drawing/2016/5/14/chartex" xmlns:mc="http://schemas.openxmlformats.org/markup-compatibility/2006" xmlns:m="http://schemas.openxmlformats.org/officeDocument/2006/math" xmlns:aink="http://schemas.microsoft.com/office/drawing/2016/ink" xmlns:am3d="http://schemas.microsoft.com/office/drawing/2017/model3d" xmlns:oel="http://schemas.microsoft.com/office/2019/extlst" xmlns:r="http://schemas.openxmlformats.org/officeDocument/2006/relationships" xmlns:wp14="http://schemas.microsoft.com/office/word/2010/wordprocessingDrawing" xmlns:wp="http://schemas.openxmlformats.org/drawingml/2006/wordprocessingDrawing" xmlns:wpg="http://schemas.microsoft.com/office/word/2010/wordprocessingGroup" xmlns:wpi="http://schemas.microsoft.com/office/word/2010/wordprocessingInk" xmlns:wps="http://schemas.microsoft.com/office/word/2010/wordprocessingShape" xmlns:o="urn:schemas-microsoft-com:office:office" xmlns:v="urn:schemas-microsoft-com:vml" xmlns:w10="urn:schemas-microsoft-com:office:word" xmlns:w="http://schemas.openxmlformats.org/wordprocessingml/2006/main" xmlns:w14="http://schemas.microsoft.com/office/word/2010/wordml" xmlns:w15="http://schemas.microsoft.com/office/word/2012/wordml" xmlns:w16cei="http://schemas.microsoft.com/office/word/2026/wordml/cei" xmlns:w16cex="http://schemas.microsoft.com/office/word/2018/wordml/cex" xmlns:w16cid="http://schemas.microsoft.com/office/word/2016/wordml/cid" xmlns:w16="http://schemas.microsoft.com/office/word/2018/wordml" xmlns:w16sdtdh="http://schemas.microsoft.com/office/word/2020/wordml/sdtdatahash" xmlns:w16sdtfl="http://schemas.microsoft.com/office/word/2024/wordml/sdtformatlock" xmlns:w16se="http://schemas.microsoft.com/office/word/2015/wordml/symex" xmlns:w16du="http://schemas.microsoft.com/office/word/2023/wordml/word16du" xmlns:wne="http://schemas.microsoft.com/office/word/2006/wordml" mc:Ignorable="w14 w15 w16se w16cid w16 w16cex w16sdtdh w16sdtfl w16du wp14">
+  <w:footnote w:type="separator" w:id="-1">
+    <w:p>
+      <w:pPr>
+        <w:spacing w:after="0" w:line="240" w:lineRule="auto"/>
+      </w:pPr>
+      <w:r>
+        <w:separator/>
+      </w:r>
+    </w:p>
+  </w:footnote>
+  <w:footnote w:type="continuationSeparator" w:id="0">
+    <w:p>
+      <w:pPr>
+        <w:spacing w:after="0" w:line="240" w:lineRule="auto"/>
+      </w:pPr>
+      <w:r>
+        <w:continuationSeparator/>
+      </w:r>
+    </w:p>
+  </w:footnote>
+</w:footnotes>
+</file>
+
 <file path=word/styles.xml><?xml version="1.0" encoding="utf-8"?>
-<w:styles xmlns:mc="http://schemas.openxmlformats.org/markup-compatibility/2006" xmlns:r="http://schemas.openxmlformats.org/officeDocument/2006/relationships" xmlns:w="http://schemas.openxmlformats.org/wordprocessingml/2006/main" xmlns:w14="http://schemas.microsoft.com/office/word/2010/wordml" xmlns:w15="http://schemas.microsoft.com/office/word/2012/wordml" xmlns:w16cex="http://schemas.microsoft.com/office/word/2018/wordml/cex" xmlns:w16cid="http://schemas.microsoft.com/office/word/2016/wordml/cid" xmlns:w16="http://schemas.microsoft.com/office/word/2018/wordml" xmlns:w16du="http://schemas.microsoft.com/office/word/2023/wordml/word16du" xmlns:w16sdtdh="http://schemas.microsoft.com/office/word/2020/wordml/sdtdatahash" xmlns:w16sdtfl="http://schemas.microsoft.com/office/word/2024/wordml/sdtformatlock" xmlns:w16se="http://schemas.microsoft.com/office/word/2015/wordml/symex" mc:Ignorable="w14 w15 w16se w16cid w16 w16cex w16sdtdh w16sdtfl w16du">
+<w:styles xmlns:mc="http://schemas.openxmlformats.org/markup-compatibility/2006" xmlns:r="http://schemas.openxmlformats.org/officeDocument/2006/relationships" xmlns:w="http://schemas.openxmlformats.org/wordprocessingml/2006/main" xmlns:w14="http://schemas.microsoft.com/office/word/2010/wordml" xmlns:w15="http://schemas.microsoft.com/office/word/2012/wordml" xmlns:w16cex="http://schemas.microsoft.com/office/word/2018/wordml/cex" xmlns:w16cid="http://schemas.microsoft.com/office/word/2016/wordml/cid" xmlns:w16="http://schemas.microsoft.com/office/word/2018/wordml" xmlns:w16sdtdh="http://schemas.microsoft.com/office/word/2020/wordml/sdtdatahash" xmlns:w16sdtfl="http://schemas.microsoft.com/office/word/2024/wordml/sdtformatlock" xmlns:w16se="http://schemas.microsoft.com/office/word/2015/wordml/symex" xmlns:w16du="http://schemas.microsoft.com/office/word/2023/wordml/word16du" mc:Ignorable="w14 w15 w16se w16cid w16 w16cex w16sdtdh w16sdtfl w16du">
   <w:docDefaults>
     <w:rPrDefault>
       <w:rPr>
@@ -5456,6 +5508,50 @@
       <w:u w:val="single"/>
     </w:rPr>
   </w:style>
+  <w:style w:type="paragraph" w:styleId="Header">
+    <w:name w:val="header"/>
+    <w:basedOn w:val="Normal"/>
+    <w:link w:val="HeaderChar"/>
+    <w:uiPriority w:val="99"/>
+    <w:unhideWhenUsed/>
+    <w:rsid w:val="00852692"/>
+    <w:pPr>
+      <w:tabs>
+        <w:tab w:val="center" w:pos="4680"/>
+        <w:tab w:val="right" w:pos="9360"/>
+      </w:tabs>
+      <w:spacing w:after="0" w:line="240" w:lineRule="auto"/>
+    </w:pPr>
+  </w:style>
+  <w:style w:type="character" w:customStyle="1" w:styleId="HeaderChar">
+    <w:name w:val="Header Char"/>
+    <w:basedOn w:val="DefaultParagraphFont"/>
+    <w:link w:val="Header"/>
+    <w:uiPriority w:val="99"/>
+    <w:rsid w:val="00852692"/>
+  </w:style>
+  <w:style w:type="paragraph" w:styleId="Footer">
+    <w:name w:val="footer"/>
+    <w:basedOn w:val="Normal"/>
+    <w:link w:val="FooterChar"/>
+    <w:uiPriority w:val="99"/>
+    <w:unhideWhenUsed/>
+    <w:rsid w:val="00852692"/>
+    <w:pPr>
+      <w:tabs>
+        <w:tab w:val="center" w:pos="4680"/>
+        <w:tab w:val="right" w:pos="9360"/>
+      </w:tabs>
+      <w:spacing w:after="0" w:line="240" w:lineRule="auto"/>
+    </w:pPr>
+  </w:style>
+  <w:style w:type="character" w:customStyle="1" w:styleId="FooterChar">
+    <w:name w:val="Footer Char"/>
+    <w:basedOn w:val="DefaultParagraphFont"/>
+    <w:link w:val="Footer"/>
+    <w:uiPriority w:val="99"/>
+    <w:rsid w:val="00852692"/>
+  </w:style>
 </w:styles>
 </file>
 
